--- a/docs/agent_specs/03_Places_Agent_HE.docx
+++ b/docs/agent_specs/03_Places_Agent_HE.docx
@@ -4,4063 +4,454 @@
   <w:body>
     <w:p>
       <w:pPr>
-        <w:bidi/>
-        <w:spacing w:before="400" w:after="60"/>
-        <w:jc w:val="right"/>
+        <w:pStyle w:val="Title"/>
+        <w:widowControl/>
+        <w:bidi w:val="1"/>
+        <w:spacing w:after="60" w:line="259" w:lineRule="auto"/>
+        <w:jc w:val="start"/>
       </w:pPr>
       <w:r>
         <w:rPr>
-          <w:rFonts w:ascii="Aptos" w:hAnsi="Aptos" w:eastAsia="Aptos"/>
-          <w:b/>
-          <w:color w:val="147D83"/>
-          <w:sz w:val="18"/>
+          <w:rFonts w:ascii="Arial" w:hAnsi="Arial" w:cs="Arial"/>
+          <w:color w:val="000000"/>
+          <w:sz w:val="42"/>
         </w:rPr>
-        <w:t>מפרט פיתוח  |  מערכת C</w:t>
+        <w:t>מפרט סוכן המקומות</w:t>
       </w:r>
     </w:p>
     <w:p>
       <w:pPr>
-        <w:pStyle w:val="Title"/>
-        <w:bidi/>
-        <w:spacing w:after="120"/>
-        <w:jc w:val="right"/>
+        <w:widowControl/>
+        <w:bidi w:val="1"/>
+        <w:spacing w:after="60" w:line="259" w:lineRule="auto"/>
+        <w:jc w:val="start"/>
       </w:pPr>
       <w:r>
         <w:rPr>
-          <w:rFonts w:ascii="Aptos" w:hAnsi="Aptos" w:eastAsia="Aptos"/>
-          <w:b/>
-          <w:color w:val="17324D"/>
-          <w:sz w:val="54"/>
+          <w:rFonts w:ascii="Arial" w:hAnsi="Arial" w:cs="Arial"/>
+          <w:color w:val="000000"/>
+          <w:sz w:val="22"/>
         </w:rPr>
-        <w:t>מומחה אטרקציות ומסעדות</w:t>
+        <w:t>עודכן ב־27.10.2026. תפקיד פעיל ב־C בשם places. אחראי: שמואל. בודק נוסף: דניאל. ההיקף המחייב מפורט בדף הצוות.</w:t>
       </w:r>
     </w:p>
     <w:p>
       <w:pPr>
-        <w:bidi/>
-        <w:jc w:val="right"/>
+        <w:pStyle w:val="Heading1"/>
+        <w:keepNext/>
+        <w:widowControl/>
+        <w:bidi w:val="1"/>
+        <w:spacing w:after="60" w:line="259" w:lineRule="auto"/>
+        <w:jc w:val="start"/>
       </w:pPr>
       <w:r>
         <w:rPr>
-          <w:rFonts w:ascii="Aptos" w:hAnsi="Aptos" w:eastAsia="Aptos"/>
-          <w:b w:val="0"/>
-          <w:color w:val="566575"/>
-          <w:sz w:val="24"/>
+          <w:rFonts w:ascii="Arial" w:hAnsi="Arial" w:cs="Arial"/>
+          <w:color w:val="000000"/>
+          <w:sz w:val="28"/>
         </w:rPr>
-        <w:t>בניית רשימה קצרה מותאמת עם נתונים שניתנים למעקב</w:t>
+        <w:t>אחריות והצדקה</w:t>
       </w:r>
     </w:p>
     <w:p>
       <w:pPr>
-        <w:bidi/>
-        <w:spacing w:before="180"/>
-        <w:jc w:val="right"/>
+        <w:widowControl/>
+        <w:bidi w:val="1"/>
+        <w:spacing w:after="60" w:line="259" w:lineRule="auto"/>
+        <w:jc w:val="start"/>
       </w:pPr>
       <w:r>
         <w:rPr>
-          <w:rFonts w:ascii="Aptos" w:hAnsi="Aptos" w:eastAsia="Aptos"/>
-          <w:b/>
-          <w:color w:val="147D83"/>
-          <w:sz w:val="18"/>
+          <w:rFonts w:ascii="Arial" w:hAnsi="Arial" w:cs="Arial"/>
+          <w:color w:val="000000"/>
+          <w:sz w:val="22"/>
         </w:rPr>
-        <w:t>סטטוס מימוש: קיים כ־places; ההעשרה למסעדות והבהרת חוזה נדרשות לפי המפרט</w:t>
+        <w:t>בוחר אטרקציות ומסעדות לפי ההעדפות ומיקום הלינה כדי לרכז את התאמת התוכן ואת מקורות המידע. אינו מחליף חבילה ואינו משבץ פעילויות לימים ולשעות.</w:t>
       </w:r>
     </w:p>
     <w:p>
       <w:pPr>
-        <w:bidi/>
-        <w:spacing w:before="260" w:after="100"/>
-        <w:jc w:val="right"/>
+        <w:pStyle w:val="Heading1"/>
+        <w:keepNext/>
+        <w:widowControl/>
+        <w:bidi w:val="1"/>
+        <w:spacing w:after="60" w:line="259" w:lineRule="auto"/>
+        <w:jc w:val="start"/>
       </w:pPr>
       <w:r>
         <w:rPr>
-          <w:rFonts w:ascii="Aptos" w:hAnsi="Aptos" w:eastAsia="Aptos"/>
-          <w:b/>
-          <w:color w:val="17324D"/>
-          <w:sz w:val="32"/>
+          <w:rFonts w:ascii="Arial" w:hAnsi="Arial" w:cs="Arial"/>
+          <w:color w:val="000000"/>
+          <w:sz w:val="28"/>
         </w:rPr>
-        <w:t>מטרת המפרט והחלטת התכנון</w:t>
+        <w:t>הקלט המועבר כיום</w:t>
       </w:r>
     </w:p>
     <w:p>
       <w:pPr>
-        <w:bidi/>
-        <w:jc w:val="right"/>
+        <w:widowControl/>
+        <w:bidi w:val="1"/>
+        <w:spacing w:after="60" w:line="259" w:lineRule="auto"/>
+        <w:jc w:val="start"/>
       </w:pPr>
       <w:r>
         <w:rPr>
-          <w:rFonts w:ascii="Aptos" w:hAnsi="Aptos" w:eastAsia="Aptos"/>
-          <w:b w:val="0"/>
-          <w:color w:val="263746"/>
-          <w:sz w:val="20"/>
+          <w:rFonts w:ascii="Arial" w:hAnsi="Arial" w:cs="Arial"/>
+          <w:color w:val="000000"/>
+          <w:sz w:val="22"/>
         </w:rPr>
-        <w:t>המומחה מחפש ומדרג מקומות בהתאם לבקשה, למיקום הלינה ולהעדפות. הוא מספק למומחה המסלול רשימה קצרה בעלת מזהים, מאפיינים ומקורות, בלי לטעון לפרטים שלא התקבלו מהכלים.</w:t>
+        <w:t>city, interests, avoid, free_text, pace, מספר ימים ב־days, rain_days ו־lodging עם ref ו־lat/lon כאשר זמינים. מתווספים RULES_TEXT ומשוב מתיקון קודם אם קיים. מיקום הלינה מגיע אחרי בחירת החבילה. אין תלות ב־PlanningBrief או בסוכן GM.</w:t>
       </w:r>
     </w:p>
     <w:p>
       <w:pPr>
-        <w:bidi/>
-        <w:spacing w:before="260" w:after="100"/>
-        <w:jc w:val="right"/>
+        <w:pStyle w:val="Heading1"/>
+        <w:keepNext/>
+        <w:widowControl/>
+        <w:bidi w:val="1"/>
+        <w:spacing w:after="60" w:line="259" w:lineRule="auto"/>
+        <w:jc w:val="start"/>
       </w:pPr>
       <w:r>
         <w:rPr>
-          <w:rFonts w:ascii="Aptos" w:hAnsi="Aptos" w:eastAsia="Aptos"/>
-          <w:b/>
-          <w:color w:val="17324D"/>
-          <w:sz w:val="32"/>
+          <w:rFonts w:ascii="Arial" w:hAnsi="Arial" w:cs="Arial"/>
+          <w:color w:val="000000"/>
+          <w:sz w:val="28"/>
         </w:rPr>
-        <w:t>אחריות וגבולות</w:t>
+        <w:t>הכלים המורשים</w:t>
       </w:r>
     </w:p>
     <w:p>
       <w:pPr>
-        <w:pStyle w:val="ListBullet"/>
-        <w:bidi/>
-        <w:spacing w:after="60"/>
-        <w:jc w:val="right"/>
+        <w:widowControl/>
+        <w:bidi w:val="1"/>
+        <w:spacing w:after="60" w:line="259" w:lineRule="auto"/>
+        <w:jc w:val="start"/>
       </w:pPr>
       <w:r>
         <w:rPr>
-          <w:rFonts w:ascii="Aptos" w:hAnsi="Aptos" w:eastAsia="Aptos"/>
-          <w:b w:val="0"/>
-          <w:color w:val="263746"/>
-          <w:sz w:val="20"/>
+          <w:rFonts w:ascii="Arial" w:hAnsi="Arial" w:cs="Arial"/>
+          <w:color w:val="000000"/>
+          <w:sz w:val="22"/>
         </w:rPr>
-        <w:t>חיפוש אטרקציות ומסעדות, הסרת כפילויות, התאמה ל־interests ולהעדפות חופשיות.</w:t>
+        <w:t>• search_places(city, tags, indoor_only=False, near_lat=None, near_lon=None, limit=15, exclude_tags=[])</w:t>
       </w:r>
     </w:p>
     <w:p>
       <w:pPr>
-        <w:pStyle w:val="ListBullet"/>
-        <w:bidi/>
-        <w:spacing w:after="60"/>
-        <w:jc w:val="right"/>
+        <w:widowControl/>
+        <w:bidi w:val="1"/>
+        <w:spacing w:after="60" w:line="259" w:lineRule="auto"/>
+        <w:jc w:val="start"/>
       </w:pPr>
       <w:r>
         <w:rPr>
-          <w:rFonts w:ascii="Aptos" w:hAnsi="Aptos" w:eastAsia="Aptos"/>
-          <w:b w:val="0"/>
-          <w:color w:val="263746"/>
-          <w:sz w:val="20"/>
+          <w:rFonts w:ascii="Arial" w:hAnsi="Arial" w:cs="Arial"/>
+          <w:color w:val="000000"/>
+          <w:sz w:val="22"/>
         </w:rPr>
-        <w:t>כיבוד avoid והצגת סיבת בחירה או החרגה.</w:t>
+        <w:t>• get_place_details(place_id)</w:t>
       </w:r>
     </w:p>
     <w:p>
       <w:pPr>
-        <w:pStyle w:val="ListBullet"/>
-        <w:bidi/>
-        <w:spacing w:after="60"/>
-        <w:jc w:val="right"/>
+        <w:widowControl/>
+        <w:bidi w:val="1"/>
+        <w:spacing w:after="60" w:line="259" w:lineRule="auto"/>
+        <w:jc w:val="start"/>
       </w:pPr>
       <w:r>
         <w:rPr>
-          <w:rFonts w:ascii="Aptos" w:hAnsi="Aptos" w:eastAsia="Aptos"/>
-          <w:b w:val="0"/>
-          <w:color w:val="263746"/>
-          <w:sz w:val="20"/>
+          <w:rFonts w:ascii="Arial" w:hAnsi="Arial" w:cs="Arial"/>
+          <w:color w:val="000000"/>
+          <w:sz w:val="22"/>
         </w:rPr>
-        <w:t>העברת מיקום הלינה כדי לאפשר תכנון מרחקים; אין לתזמן פעילות ליום/שעה.</w:t>
+        <w:t>אלה פרמטרי מעטפת CrewAI ב־crew_tools.py. limit מוגבל לכל היותר ל־30. הקוד הפנימי ממפה near_lat/near_lon לזוג קואורדינטות. אין כתיבה לקובצי המקור ואין כלי תזמון.</w:t>
       </w:r>
     </w:p>
     <w:p>
       <w:pPr>
-        <w:pStyle w:val="ListBullet"/>
-        <w:bidi/>
-        <w:spacing w:after="60"/>
-        <w:jc w:val="right"/>
+        <w:pStyle w:val="Heading1"/>
+        <w:keepNext/>
+        <w:widowControl/>
+        <w:bidi w:val="1"/>
+        <w:spacing w:after="60" w:line="259" w:lineRule="auto"/>
+        <w:jc w:val="start"/>
       </w:pPr>
       <w:r>
         <w:rPr>
-          <w:rFonts w:ascii="Aptos" w:hAnsi="Aptos" w:eastAsia="Aptos"/>
-          <w:b w:val="0"/>
-          <w:color w:val="263746"/>
-          <w:sz w:val="20"/>
+          <w:rFonts w:ascii="Arial" w:hAnsi="Arial" w:cs="Arial"/>
+          <w:color w:val="000000"/>
+          <w:sz w:val="28"/>
         </w:rPr>
-        <w:t>אין לבצע הזמנות או להמציא שעות, מחירים, נגישות או פתיחה.</w:t>
+        <w:t>הפלט הקיים</w:t>
       </w:r>
     </w:p>
     <w:p>
       <w:pPr>
-        <w:bidi/>
-        <w:spacing w:before="260" w:after="100"/>
-        <w:jc w:val="right"/>
+        <w:widowControl/>
+        <w:bidi w:val="1"/>
+        <w:spacing w:after="60" w:line="259" w:lineRule="auto"/>
+        <w:jc w:val="start"/>
       </w:pPr>
       <w:r>
         <w:rPr>
-          <w:rFonts w:ascii="Aptos" w:hAnsi="Aptos" w:eastAsia="Aptos"/>
-          <w:b/>
-          <w:color w:val="17324D"/>
-          <w:sz w:val="32"/>
+          <w:rFonts w:ascii="Arial" w:hAnsi="Arial" w:cs="Arial"/>
+          <w:color w:val="000000"/>
+          <w:sz w:val="22"/>
         </w:rPr>
-        <w:t>מיקום בזרימת העבודה</w:t>
+        <w:t>הקטע הבא מועתק מ־models.py. פרטי המקור המלאים נשארים ביומן הכלים; אין להחליף את השדות במבנה חדש של evidence או fit_reason.</w:t>
       </w:r>
     </w:p>
     <w:p>
       <w:pPr>
-        <w:bidi/>
-        <w:jc w:val="right"/>
+        <w:widowControl/>
+        <w:bidi w:val="0"/>
+        <w:spacing w:after="0" w:line="240" w:lineRule="auto"/>
+        <w:jc w:val="left"/>
       </w:pPr>
       <w:r>
         <w:rPr>
-          <w:rFonts w:ascii="Aptos" w:hAnsi="Aptos" w:eastAsia="Aptos"/>
-          <w:b w:val="0"/>
-          <w:color w:val="263746"/>
-          <w:sz w:val="20"/>
+          <w:rFonts w:ascii="DejaVu Sans Mono" w:hAnsi="DejaVu Sans Mono" w:cs="DejaVu Sans Mono"/>
+          <w:color w:val="000000"/>
+          <w:sz w:val="17"/>
         </w:rPr>
-        <w:t>ב־C: trip_manager בוחר לינה ומיקום → places מחפש סביב המיקום → itinerary מתזמן את PlaceShortlist. הרצף מכוון ותלוי במיקום הלינה.</w:t>
+        <w:t>class PlaceChoice(BaseModel):</w:t>
       </w:r>
     </w:p>
     <w:p>
       <w:pPr>
-        <w:bidi/>
-        <w:spacing w:before="260" w:after="100"/>
-        <w:jc w:val="right"/>
+        <w:widowControl/>
+        <w:bidi w:val="0"/>
+        <w:spacing w:after="0" w:line="240" w:lineRule="auto"/>
+        <w:jc w:val="left"/>
       </w:pPr>
       <w:r>
         <w:rPr>
-          <w:rFonts w:ascii="Aptos" w:hAnsi="Aptos" w:eastAsia="Aptos"/>
-          <w:b/>
-          <w:color w:val="17324D"/>
-          <w:sz w:val="32"/>
+          <w:rFonts w:ascii="DejaVu Sans Mono" w:hAnsi="DejaVu Sans Mono" w:cs="DejaVu Sans Mono"/>
+          <w:color w:val="000000"/>
+          <w:sz w:val="17"/>
         </w:rPr>
-        <w:t>חוזה קלט ברמת השדות</w:t>
-      </w:r>
-    </w:p>
-    <w:tbl>
-      <w:tblPr>
-        <w:tblW w:type="auto" w:w="0"/>
-        <w:jc w:val="center"/>
-        <w:tblLayout w:type="fixed"/>
-        <w:tblLook w:firstColumn="1" w:firstRow="1" w:lastColumn="0" w:lastRow="0" w:noHBand="0" w:noVBand="1" w:val="04A0"/>
-        <w:tblBorders>
-          <w:top w:val="single" w:sz="5" w:color="D9E1E8"/>
-          <w:left w:val="single" w:sz="5" w:color="D9E1E8"/>
-          <w:bottom w:val="single" w:sz="5" w:color="D9E1E8"/>
-          <w:right w:val="single" w:sz="5" w:color="D9E1E8"/>
-          <w:insideH w:val="single" w:sz="5" w:color="D9E1E8"/>
-          <w:insideV w:val="single" w:sz="5" w:color="D9E1E8"/>
-        </w:tblBorders>
-      </w:tblPr>
-      <w:tblGrid>
-        <w:gridCol w:w="3389"/>
-        <w:gridCol w:w="3389"/>
-        <w:gridCol w:w="3389"/>
-      </w:tblGrid>
-      <w:tr>
-        <w:tc>
-          <w:tcPr>
-            <w:tcW w:type="dxa" w:w="1944"/>
-            <w:shd w:fill="17324D"/>
-            <w:tcMar>
-              <w:top w:w="100" w:type="dxa"/>
-              <w:start w:w="120" w:type="dxa"/>
-              <w:bottom w:w="100" w:type="dxa"/>
-              <w:end w:w="120" w:type="dxa"/>
-            </w:tcMar>
-            <w:vAlign w:val="center"/>
-          </w:tcPr>
-          <w:p>
-            <w:pPr>
-              <w:bidi/>
-              <w:jc w:val="right"/>
-            </w:pPr>
-            <w:r>
-              <w:rPr>
-                <w:rFonts w:ascii="Aptos" w:hAnsi="Aptos" w:eastAsia="Aptos"/>
-                <w:b/>
-                <w:color w:val="FFFFFF"/>
-                <w:sz w:val="18"/>
-              </w:rPr>
-              <w:t>שדה</w:t>
-            </w:r>
-          </w:p>
-        </w:tc>
-        <w:tc>
-          <w:tcPr>
-            <w:tcW w:type="dxa" w:w="1944"/>
-            <w:shd w:fill="17324D"/>
-            <w:tcMar>
-              <w:top w:w="100" w:type="dxa"/>
-              <w:start w:w="120" w:type="dxa"/>
-              <w:bottom w:w="100" w:type="dxa"/>
-              <w:end w:w="120" w:type="dxa"/>
-            </w:tcMar>
-            <w:vAlign w:val="center"/>
-          </w:tcPr>
-          <w:p>
-            <w:pPr>
-              <w:bidi/>
-              <w:jc w:val="right"/>
-            </w:pPr>
-            <w:r>
-              <w:rPr>
-                <w:rFonts w:ascii="Aptos" w:hAnsi="Aptos" w:eastAsia="Aptos"/>
-                <w:b/>
-                <w:color w:val="FFFFFF"/>
-                <w:sz w:val="18"/>
-              </w:rPr>
-              <w:t>טיפוס / נוכחות</w:t>
-            </w:r>
-          </w:p>
-        </w:tc>
-        <w:tc>
-          <w:tcPr>
-            <w:tcW w:type="dxa" w:w="5832"/>
-            <w:shd w:fill="17324D"/>
-            <w:tcMar>
-              <w:top w:w="100" w:type="dxa"/>
-              <w:start w:w="120" w:type="dxa"/>
-              <w:bottom w:w="100" w:type="dxa"/>
-              <w:end w:w="120" w:type="dxa"/>
-            </w:tcMar>
-            <w:vAlign w:val="center"/>
-          </w:tcPr>
-          <w:p>
-            <w:pPr>
-              <w:bidi/>
-              <w:jc w:val="right"/>
-            </w:pPr>
-            <w:r>
-              <w:rPr>
-                <w:rFonts w:ascii="Aptos" w:hAnsi="Aptos" w:eastAsia="Aptos"/>
-                <w:b/>
-                <w:color w:val="FFFFFF"/>
-                <w:sz w:val="18"/>
-              </w:rPr>
-              <w:t>הגדרה וכללי שימוש</w:t>
-            </w:r>
-          </w:p>
-        </w:tc>
-      </w:tr>
-      <w:tr>
-        <w:tc>
-          <w:tcPr>
-            <w:tcW w:type="dxa" w:w="1944"/>
-            <w:tcMar>
-              <w:top w:w="100" w:type="dxa"/>
-              <w:start w:w="120" w:type="dxa"/>
-              <w:bottom w:w="100" w:type="dxa"/>
-              <w:end w:w="120" w:type="dxa"/>
-            </w:tcMar>
-            <w:vAlign w:val="center"/>
-          </w:tcPr>
-          <w:p>
-            <w:pPr>
-              <w:bidi/>
-              <w:jc w:val="right"/>
-            </w:pPr>
-            <w:r>
-              <w:rPr>
-                <w:rFonts w:ascii="Aptos" w:hAnsi="Aptos" w:eastAsia="Aptos"/>
-                <w:b/>
-                <w:color w:val="17324D"/>
-                <w:sz w:val="17"/>
-              </w:rPr>
-              <w:t>city</w:t>
-            </w:r>
-          </w:p>
-        </w:tc>
-        <w:tc>
-          <w:tcPr>
-            <w:tcW w:type="dxa" w:w="1944"/>
-            <w:tcMar>
-              <w:top w:w="100" w:type="dxa"/>
-              <w:start w:w="120" w:type="dxa"/>
-              <w:bottom w:w="100" w:type="dxa"/>
-              <w:end w:w="120" w:type="dxa"/>
-            </w:tcMar>
-            <w:vAlign w:val="center"/>
-          </w:tcPr>
-          <w:p>
-            <w:pPr>
-              <w:bidi/>
-              <w:jc w:val="right"/>
-            </w:pPr>
-            <w:r>
-              <w:rPr>
-                <w:rFonts w:ascii="Aptos" w:hAnsi="Aptos" w:eastAsia="Aptos"/>
-                <w:b w:val="0"/>
-                <w:color w:val="263746"/>
-                <w:sz w:val="17"/>
-              </w:rPr>
-              <w:t>str, חובה</w:t>
-            </w:r>
-          </w:p>
-        </w:tc>
-        <w:tc>
-          <w:tcPr>
-            <w:tcW w:type="dxa" w:w="5832"/>
-            <w:tcMar>
-              <w:top w:w="100" w:type="dxa"/>
-              <w:start w:w="120" w:type="dxa"/>
-              <w:bottom w:w="100" w:type="dxa"/>
-              <w:end w:w="120" w:type="dxa"/>
-            </w:tcMar>
-            <w:vAlign w:val="center"/>
-          </w:tcPr>
-          <w:p>
-            <w:pPr>
-              <w:bidi/>
-              <w:jc w:val="right"/>
-            </w:pPr>
-            <w:r>
-              <w:rPr>
-                <w:rFonts w:ascii="Aptos" w:hAnsi="Aptos" w:eastAsia="Aptos"/>
-                <w:b w:val="0"/>
-                <w:color w:val="263746"/>
-                <w:sz w:val="17"/>
-              </w:rPr>
-              <w:t>עיר היעד.</w:t>
-            </w:r>
-          </w:p>
-        </w:tc>
-      </w:tr>
-      <w:tr>
-        <w:tc>
-          <w:tcPr>
-            <w:tcW w:type="dxa" w:w="1944"/>
-            <w:tcMar>
-              <w:top w:w="100" w:type="dxa"/>
-              <w:start w:w="120" w:type="dxa"/>
-              <w:bottom w:w="100" w:type="dxa"/>
-              <w:end w:w="120" w:type="dxa"/>
-            </w:tcMar>
-            <w:vAlign w:val="center"/>
-            <w:shd w:fill="F5F8FA"/>
-          </w:tcPr>
-          <w:p>
-            <w:pPr>
-              <w:bidi/>
-              <w:jc w:val="right"/>
-            </w:pPr>
-            <w:r>
-              <w:rPr>
-                <w:rFonts w:ascii="Aptos" w:hAnsi="Aptos" w:eastAsia="Aptos"/>
-                <w:b/>
-                <w:color w:val="17324D"/>
-                <w:sz w:val="17"/>
-              </w:rPr>
-              <w:t>interests</w:t>
-            </w:r>
-          </w:p>
-        </w:tc>
-        <w:tc>
-          <w:tcPr>
-            <w:tcW w:type="dxa" w:w="1944"/>
-            <w:tcMar>
-              <w:top w:w="100" w:type="dxa"/>
-              <w:start w:w="120" w:type="dxa"/>
-              <w:bottom w:w="100" w:type="dxa"/>
-              <w:end w:w="120" w:type="dxa"/>
-            </w:tcMar>
-            <w:vAlign w:val="center"/>
-            <w:shd w:fill="F5F8FA"/>
-          </w:tcPr>
-          <w:p>
-            <w:pPr>
-              <w:bidi/>
-              <w:jc w:val="right"/>
-            </w:pPr>
-            <w:r>
-              <w:rPr>
-                <w:rFonts w:ascii="Aptos" w:hAnsi="Aptos" w:eastAsia="Aptos"/>
-                <w:b w:val="0"/>
-                <w:color w:val="263746"/>
-                <w:sz w:val="17"/>
-              </w:rPr>
-              <w:t>list[str], רשות</w:t>
-            </w:r>
-          </w:p>
-        </w:tc>
-        <w:tc>
-          <w:tcPr>
-            <w:tcW w:type="dxa" w:w="5832"/>
-            <w:tcMar>
-              <w:top w:w="100" w:type="dxa"/>
-              <w:start w:w="120" w:type="dxa"/>
-              <w:bottom w:w="100" w:type="dxa"/>
-              <w:end w:w="120" w:type="dxa"/>
-            </w:tcMar>
-            <w:vAlign w:val="center"/>
-            <w:shd w:fill="F5F8FA"/>
-          </w:tcPr>
-          <w:p>
-            <w:pPr>
-              <w:bidi/>
-              <w:jc w:val="right"/>
-            </w:pPr>
-            <w:r>
-              <w:rPr>
-                <w:rFonts w:ascii="Aptos" w:hAnsi="Aptos" w:eastAsia="Aptos"/>
-                <w:b w:val="0"/>
-                <w:color w:val="263746"/>
-                <w:sz w:val="17"/>
-              </w:rPr>
-              <w:t>תחומי עניין מפורשים.</w:t>
-            </w:r>
-          </w:p>
-        </w:tc>
-      </w:tr>
-      <w:tr>
-        <w:tc>
-          <w:tcPr>
-            <w:tcW w:type="dxa" w:w="1944"/>
-            <w:tcMar>
-              <w:top w:w="100" w:type="dxa"/>
-              <w:start w:w="120" w:type="dxa"/>
-              <w:bottom w:w="100" w:type="dxa"/>
-              <w:end w:w="120" w:type="dxa"/>
-            </w:tcMar>
-            <w:vAlign w:val="center"/>
-          </w:tcPr>
-          <w:p>
-            <w:pPr>
-              <w:bidi/>
-              <w:jc w:val="right"/>
-            </w:pPr>
-            <w:r>
-              <w:rPr>
-                <w:rFonts w:ascii="Aptos" w:hAnsi="Aptos" w:eastAsia="Aptos"/>
-                <w:b/>
-                <w:color w:val="17324D"/>
-                <w:sz w:val="17"/>
-              </w:rPr>
-              <w:t>avoid</w:t>
-            </w:r>
-          </w:p>
-        </w:tc>
-        <w:tc>
-          <w:tcPr>
-            <w:tcW w:type="dxa" w:w="1944"/>
-            <w:tcMar>
-              <w:top w:w="100" w:type="dxa"/>
-              <w:start w:w="120" w:type="dxa"/>
-              <w:bottom w:w="100" w:type="dxa"/>
-              <w:end w:w="120" w:type="dxa"/>
-            </w:tcMar>
-            <w:vAlign w:val="center"/>
-          </w:tcPr>
-          <w:p>
-            <w:pPr>
-              <w:bidi/>
-              <w:jc w:val="right"/>
-            </w:pPr>
-            <w:r>
-              <w:rPr>
-                <w:rFonts w:ascii="Aptos" w:hAnsi="Aptos" w:eastAsia="Aptos"/>
-                <w:b w:val="0"/>
-                <w:color w:val="263746"/>
-                <w:sz w:val="17"/>
-              </w:rPr>
-              <w:t>list[str], רשות</w:t>
-            </w:r>
-          </w:p>
-        </w:tc>
-        <w:tc>
-          <w:tcPr>
-            <w:tcW w:type="dxa" w:w="5832"/>
-            <w:tcMar>
-              <w:top w:w="100" w:type="dxa"/>
-              <w:start w:w="120" w:type="dxa"/>
-              <w:bottom w:w="100" w:type="dxa"/>
-              <w:end w:w="120" w:type="dxa"/>
-            </w:tcMar>
-            <w:vAlign w:val="center"/>
-          </w:tcPr>
-          <w:p>
-            <w:pPr>
-              <w:bidi/>
-              <w:jc w:val="right"/>
-            </w:pPr>
-            <w:r>
-              <w:rPr>
-                <w:rFonts w:ascii="Aptos" w:hAnsi="Aptos" w:eastAsia="Aptos"/>
-                <w:b w:val="0"/>
-                <w:color w:val="263746"/>
-                <w:sz w:val="17"/>
-              </w:rPr>
-              <w:t>קטגוריות/מאפיינים שיש להימנע מהם.</w:t>
-            </w:r>
-          </w:p>
-        </w:tc>
-      </w:tr>
-      <w:tr>
-        <w:tc>
-          <w:tcPr>
-            <w:tcW w:type="dxa" w:w="1944"/>
-            <w:tcMar>
-              <w:top w:w="100" w:type="dxa"/>
-              <w:start w:w="120" w:type="dxa"/>
-              <w:bottom w:w="100" w:type="dxa"/>
-              <w:end w:w="120" w:type="dxa"/>
-            </w:tcMar>
-            <w:vAlign w:val="center"/>
-            <w:shd w:fill="F5F8FA"/>
-          </w:tcPr>
-          <w:p>
-            <w:pPr>
-              <w:bidi/>
-              <w:jc w:val="right"/>
-            </w:pPr>
-            <w:r>
-              <w:rPr>
-                <w:rFonts w:ascii="Aptos" w:hAnsi="Aptos" w:eastAsia="Aptos"/>
-                <w:b/>
-                <w:color w:val="17324D"/>
-                <w:sz w:val="17"/>
-              </w:rPr>
-              <w:t>free_text</w:t>
-            </w:r>
-          </w:p>
-        </w:tc>
-        <w:tc>
-          <w:tcPr>
-            <w:tcW w:type="dxa" w:w="1944"/>
-            <w:tcMar>
-              <w:top w:w="100" w:type="dxa"/>
-              <w:start w:w="120" w:type="dxa"/>
-              <w:bottom w:w="100" w:type="dxa"/>
-              <w:end w:w="120" w:type="dxa"/>
-            </w:tcMar>
-            <w:vAlign w:val="center"/>
-            <w:shd w:fill="F5F8FA"/>
-          </w:tcPr>
-          <w:p>
-            <w:pPr>
-              <w:bidi/>
-              <w:jc w:val="right"/>
-            </w:pPr>
-            <w:r>
-              <w:rPr>
-                <w:rFonts w:ascii="Aptos" w:hAnsi="Aptos" w:eastAsia="Aptos"/>
-                <w:b w:val="0"/>
-                <w:color w:val="263746"/>
-                <w:sz w:val="17"/>
-              </w:rPr>
-              <w:t>str, רשות</w:t>
-            </w:r>
-          </w:p>
-        </w:tc>
-        <w:tc>
-          <w:tcPr>
-            <w:tcW w:type="dxa" w:w="5832"/>
-            <w:tcMar>
-              <w:top w:w="100" w:type="dxa"/>
-              <w:start w:w="120" w:type="dxa"/>
-              <w:bottom w:w="100" w:type="dxa"/>
-              <w:end w:w="120" w:type="dxa"/>
-            </w:tcMar>
-            <w:vAlign w:val="center"/>
-            <w:shd w:fill="F5F8FA"/>
-          </w:tcPr>
-          <w:p>
-            <w:pPr>
-              <w:bidi/>
-              <w:jc w:val="right"/>
-            </w:pPr>
-            <w:r>
-              <w:rPr>
-                <w:rFonts w:ascii="Aptos" w:hAnsi="Aptos" w:eastAsia="Aptos"/>
-                <w:b w:val="0"/>
-                <w:color w:val="263746"/>
-                <w:sz w:val="17"/>
-              </w:rPr>
-              <w:t>העדפות בשפה חופשית שלא בהכרח ניתנות לנרמול מלא.</w:t>
-            </w:r>
-          </w:p>
-        </w:tc>
-      </w:tr>
-      <w:tr>
-        <w:tc>
-          <w:tcPr>
-            <w:tcW w:type="dxa" w:w="1944"/>
-            <w:tcMar>
-              <w:top w:w="100" w:type="dxa"/>
-              <w:start w:w="120" w:type="dxa"/>
-              <w:bottom w:w="100" w:type="dxa"/>
-              <w:end w:w="120" w:type="dxa"/>
-            </w:tcMar>
-            <w:vAlign w:val="center"/>
-          </w:tcPr>
-          <w:p>
-            <w:pPr>
-              <w:bidi/>
-              <w:jc w:val="right"/>
-            </w:pPr>
-            <w:r>
-              <w:rPr>
-                <w:rFonts w:ascii="Aptos" w:hAnsi="Aptos" w:eastAsia="Aptos"/>
-                <w:b/>
-                <w:color w:val="17324D"/>
-                <w:sz w:val="17"/>
-              </w:rPr>
-              <w:t>pace</w:t>
-            </w:r>
-          </w:p>
-        </w:tc>
-        <w:tc>
-          <w:tcPr>
-            <w:tcW w:type="dxa" w:w="1944"/>
-            <w:tcMar>
-              <w:top w:w="100" w:type="dxa"/>
-              <w:start w:w="120" w:type="dxa"/>
-              <w:bottom w:w="100" w:type="dxa"/>
-              <w:end w:w="120" w:type="dxa"/>
-            </w:tcMar>
-            <w:vAlign w:val="center"/>
-          </w:tcPr>
-          <w:p>
-            <w:pPr>
-              <w:bidi/>
-              <w:jc w:val="right"/>
-            </w:pPr>
-            <w:r>
-              <w:rPr>
-                <w:rFonts w:ascii="Aptos" w:hAnsi="Aptos" w:eastAsia="Aptos"/>
-                <w:b w:val="0"/>
-                <w:color w:val="263746"/>
-                <w:sz w:val="17"/>
-              </w:rPr>
-              <w:t>enum, רשות</w:t>
-            </w:r>
-          </w:p>
-        </w:tc>
-        <w:tc>
-          <w:tcPr>
-            <w:tcW w:type="dxa" w:w="5832"/>
-            <w:tcMar>
-              <w:top w:w="100" w:type="dxa"/>
-              <w:start w:w="120" w:type="dxa"/>
-              <w:bottom w:w="100" w:type="dxa"/>
-              <w:end w:w="120" w:type="dxa"/>
-            </w:tcMar>
-            <w:vAlign w:val="center"/>
-          </w:tcPr>
-          <w:p>
-            <w:pPr>
-              <w:bidi/>
-              <w:jc w:val="right"/>
-            </w:pPr>
-            <w:r>
-              <w:rPr>
-                <w:rFonts w:ascii="Aptos" w:hAnsi="Aptos" w:eastAsia="Aptos"/>
-                <w:b w:val="0"/>
-                <w:color w:val="263746"/>
-                <w:sz w:val="17"/>
-              </w:rPr>
-              <w:t>קצב רצוי שישפיע על מספר/סוג הצעות.</w:t>
-            </w:r>
-          </w:p>
-        </w:tc>
-      </w:tr>
-      <w:tr>
-        <w:tc>
-          <w:tcPr>
-            <w:tcW w:type="dxa" w:w="1944"/>
-            <w:tcMar>
-              <w:top w:w="100" w:type="dxa"/>
-              <w:start w:w="120" w:type="dxa"/>
-              <w:bottom w:w="100" w:type="dxa"/>
-              <w:end w:w="120" w:type="dxa"/>
-            </w:tcMar>
-            <w:vAlign w:val="center"/>
-            <w:shd w:fill="F5F8FA"/>
-          </w:tcPr>
-          <w:p>
-            <w:pPr>
-              <w:bidi/>
-              <w:jc w:val="right"/>
-            </w:pPr>
-            <w:r>
-              <w:rPr>
-                <w:rFonts w:ascii="Aptos" w:hAnsi="Aptos" w:eastAsia="Aptos"/>
-                <w:b/>
-                <w:color w:val="17324D"/>
-                <w:sz w:val="17"/>
-              </w:rPr>
-              <w:t>days</w:t>
-            </w:r>
-          </w:p>
-        </w:tc>
-        <w:tc>
-          <w:tcPr>
-            <w:tcW w:type="dxa" w:w="1944"/>
-            <w:tcMar>
-              <w:top w:w="100" w:type="dxa"/>
-              <w:start w:w="120" w:type="dxa"/>
-              <w:bottom w:w="100" w:type="dxa"/>
-              <w:end w:w="120" w:type="dxa"/>
-            </w:tcMar>
-            <w:vAlign w:val="center"/>
-            <w:shd w:fill="F5F8FA"/>
-          </w:tcPr>
-          <w:p>
-            <w:pPr>
-              <w:bidi/>
-              <w:jc w:val="right"/>
-            </w:pPr>
-            <w:r>
-              <w:rPr>
-                <w:rFonts w:ascii="Aptos" w:hAnsi="Aptos" w:eastAsia="Aptos"/>
-                <w:b w:val="0"/>
-                <w:color w:val="263746"/>
-                <w:sz w:val="17"/>
-              </w:rPr>
-              <w:t>int, חובה</w:t>
-            </w:r>
-          </w:p>
-        </w:tc>
-        <w:tc>
-          <w:tcPr>
-            <w:tcW w:type="dxa" w:w="5832"/>
-            <w:tcMar>
-              <w:top w:w="100" w:type="dxa"/>
-              <w:start w:w="120" w:type="dxa"/>
-              <w:bottom w:w="100" w:type="dxa"/>
-              <w:end w:w="120" w:type="dxa"/>
-            </w:tcMar>
-            <w:vAlign w:val="center"/>
-            <w:shd w:fill="F5F8FA"/>
-          </w:tcPr>
-          <w:p>
-            <w:pPr>
-              <w:bidi/>
-              <w:jc w:val="right"/>
-            </w:pPr>
-            <w:r>
-              <w:rPr>
-                <w:rFonts w:ascii="Aptos" w:hAnsi="Aptos" w:eastAsia="Aptos"/>
-                <w:b w:val="0"/>
-                <w:color w:val="263746"/>
-                <w:sz w:val="17"/>
-              </w:rPr>
-              <w:t>מספר ימי טיול.</w:t>
-            </w:r>
-          </w:p>
-        </w:tc>
-      </w:tr>
-      <w:tr>
-        <w:tc>
-          <w:tcPr>
-            <w:tcW w:type="dxa" w:w="1944"/>
-            <w:tcMar>
-              <w:top w:w="100" w:type="dxa"/>
-              <w:start w:w="120" w:type="dxa"/>
-              <w:bottom w:w="100" w:type="dxa"/>
-              <w:end w:w="120" w:type="dxa"/>
-            </w:tcMar>
-            <w:vAlign w:val="center"/>
-          </w:tcPr>
-          <w:p>
-            <w:pPr>
-              <w:bidi/>
-              <w:jc w:val="right"/>
-            </w:pPr>
-            <w:r>
-              <w:rPr>
-                <w:rFonts w:ascii="Aptos" w:hAnsi="Aptos" w:eastAsia="Aptos"/>
-                <w:b/>
-                <w:color w:val="17324D"/>
-                <w:sz w:val="17"/>
-              </w:rPr>
-              <w:t>rain_days</w:t>
-            </w:r>
-          </w:p>
-        </w:tc>
-        <w:tc>
-          <w:tcPr>
-            <w:tcW w:type="dxa" w:w="1944"/>
-            <w:tcMar>
-              <w:top w:w="100" w:type="dxa"/>
-              <w:start w:w="120" w:type="dxa"/>
-              <w:bottom w:w="100" w:type="dxa"/>
-              <w:end w:w="120" w:type="dxa"/>
-            </w:tcMar>
-            <w:vAlign w:val="center"/>
-          </w:tcPr>
-          <w:p>
-            <w:pPr>
-              <w:bidi/>
-              <w:jc w:val="right"/>
-            </w:pPr>
-            <w:r>
-              <w:rPr>
-                <w:rFonts w:ascii="Aptos" w:hAnsi="Aptos" w:eastAsia="Aptos"/>
-                <w:b w:val="0"/>
-                <w:color w:val="263746"/>
-                <w:sz w:val="17"/>
-              </w:rPr>
-              <w:t>list[date/int], רשות</w:t>
-            </w:r>
-          </w:p>
-        </w:tc>
-        <w:tc>
-          <w:tcPr>
-            <w:tcW w:type="dxa" w:w="5832"/>
-            <w:tcMar>
-              <w:top w:w="100" w:type="dxa"/>
-              <w:start w:w="120" w:type="dxa"/>
-              <w:bottom w:w="100" w:type="dxa"/>
-              <w:end w:w="120" w:type="dxa"/>
-            </w:tcMar>
-            <w:vAlign w:val="center"/>
-          </w:tcPr>
-          <w:p>
-            <w:pPr>
-              <w:bidi/>
-              <w:jc w:val="right"/>
-            </w:pPr>
-            <w:r>
-              <w:rPr>
-                <w:rFonts w:ascii="Aptos" w:hAnsi="Aptos" w:eastAsia="Aptos"/>
-                <w:b w:val="0"/>
-                <w:color w:val="263746"/>
-                <w:sz w:val="17"/>
-              </w:rPr>
-              <w:t>ימים גשומים לשם העדפת מקומות מקורים.</w:t>
-            </w:r>
-          </w:p>
-        </w:tc>
-      </w:tr>
-      <w:tr>
-        <w:tc>
-          <w:tcPr>
-            <w:tcW w:type="dxa" w:w="1944"/>
-            <w:tcMar>
-              <w:top w:w="100" w:type="dxa"/>
-              <w:start w:w="120" w:type="dxa"/>
-              <w:bottom w:w="100" w:type="dxa"/>
-              <w:end w:w="120" w:type="dxa"/>
-            </w:tcMar>
-            <w:vAlign w:val="center"/>
-            <w:shd w:fill="F5F8FA"/>
-          </w:tcPr>
-          <w:p>
-            <w:pPr>
-              <w:bidi/>
-              <w:jc w:val="right"/>
-            </w:pPr>
-            <w:r>
-              <w:rPr>
-                <w:rFonts w:ascii="Aptos" w:hAnsi="Aptos" w:eastAsia="Aptos"/>
-                <w:b/>
-                <w:color w:val="17324D"/>
-                <w:sz w:val="17"/>
-              </w:rPr>
-              <w:t>lodging.ref</w:t>
-            </w:r>
-          </w:p>
-        </w:tc>
-        <w:tc>
-          <w:tcPr>
-            <w:tcW w:type="dxa" w:w="1944"/>
-            <w:tcMar>
-              <w:top w:w="100" w:type="dxa"/>
-              <w:start w:w="120" w:type="dxa"/>
-              <w:bottom w:w="100" w:type="dxa"/>
-              <w:end w:w="120" w:type="dxa"/>
-            </w:tcMar>
-            <w:vAlign w:val="center"/>
-            <w:shd w:fill="F5F8FA"/>
-          </w:tcPr>
-          <w:p>
-            <w:pPr>
-              <w:bidi/>
-              <w:jc w:val="right"/>
-            </w:pPr>
-            <w:r>
-              <w:rPr>
-                <w:rFonts w:ascii="Aptos" w:hAnsi="Aptos" w:eastAsia="Aptos"/>
-                <w:b w:val="0"/>
-                <w:color w:val="263746"/>
-                <w:sz w:val="17"/>
-              </w:rPr>
-              <w:t>str, חובה אחרי package</w:t>
-            </w:r>
-          </w:p>
-        </w:tc>
-        <w:tc>
-          <w:tcPr>
-            <w:tcW w:type="dxa" w:w="5832"/>
-            <w:tcMar>
-              <w:top w:w="100" w:type="dxa"/>
-              <w:start w:w="120" w:type="dxa"/>
-              <w:bottom w:w="100" w:type="dxa"/>
-              <w:end w:w="120" w:type="dxa"/>
-            </w:tcMar>
-            <w:vAlign w:val="center"/>
-            <w:shd w:fill="F5F8FA"/>
-          </w:tcPr>
-          <w:p>
-            <w:pPr>
-              <w:bidi/>
-              <w:jc w:val="right"/>
-            </w:pPr>
-            <w:r>
-              <w:rPr>
-                <w:rFonts w:ascii="Aptos" w:hAnsi="Aptos" w:eastAsia="Aptos"/>
-                <w:b w:val="0"/>
-                <w:color w:val="263746"/>
-                <w:sz w:val="17"/>
-              </w:rPr>
-              <w:t>מזהה הלינה שנבחרה.</w:t>
-            </w:r>
-          </w:p>
-        </w:tc>
-      </w:tr>
-      <w:tr>
-        <w:tc>
-          <w:tcPr>
-            <w:tcW w:type="dxa" w:w="1944"/>
-            <w:tcMar>
-              <w:top w:w="100" w:type="dxa"/>
-              <w:start w:w="120" w:type="dxa"/>
-              <w:bottom w:w="100" w:type="dxa"/>
-              <w:end w:w="120" w:type="dxa"/>
-            </w:tcMar>
-            <w:vAlign w:val="center"/>
-          </w:tcPr>
-          <w:p>
-            <w:pPr>
-              <w:bidi/>
-              <w:jc w:val="right"/>
-            </w:pPr>
-            <w:r>
-              <w:rPr>
-                <w:rFonts w:ascii="Aptos" w:hAnsi="Aptos" w:eastAsia="Aptos"/>
-                <w:b/>
-                <w:color w:val="17324D"/>
-                <w:sz w:val="17"/>
-              </w:rPr>
-              <w:t>lodging.lat/lon</w:t>
-            </w:r>
-          </w:p>
-        </w:tc>
-        <w:tc>
-          <w:tcPr>
-            <w:tcW w:type="dxa" w:w="1944"/>
-            <w:tcMar>
-              <w:top w:w="100" w:type="dxa"/>
-              <w:start w:w="120" w:type="dxa"/>
-              <w:bottom w:w="100" w:type="dxa"/>
-              <w:end w:w="120" w:type="dxa"/>
-            </w:tcMar>
-            <w:vAlign w:val="center"/>
-          </w:tcPr>
-          <w:p>
-            <w:pPr>
-              <w:bidi/>
-              <w:jc w:val="right"/>
-            </w:pPr>
-            <w:r>
-              <w:rPr>
-                <w:rFonts w:ascii="Aptos" w:hAnsi="Aptos" w:eastAsia="Aptos"/>
-                <w:b w:val="0"/>
-                <w:color w:val="263746"/>
-                <w:sz w:val="17"/>
-              </w:rPr>
-              <w:t>float, רשות קריטית למרחק</w:t>
-            </w:r>
-          </w:p>
-        </w:tc>
-        <w:tc>
-          <w:tcPr>
-            <w:tcW w:type="dxa" w:w="5832"/>
-            <w:tcMar>
-              <w:top w:w="100" w:type="dxa"/>
-              <w:start w:w="120" w:type="dxa"/>
-              <w:bottom w:w="100" w:type="dxa"/>
-              <w:end w:w="120" w:type="dxa"/>
-            </w:tcMar>
-            <w:vAlign w:val="center"/>
-          </w:tcPr>
-          <w:p>
-            <w:pPr>
-              <w:bidi/>
-              <w:jc w:val="right"/>
-            </w:pPr>
-            <w:r>
-              <w:rPr>
-                <w:rFonts w:ascii="Aptos" w:hAnsi="Aptos" w:eastAsia="Aptos"/>
-                <w:b w:val="0"/>
-                <w:color w:val="263746"/>
-                <w:sz w:val="17"/>
-              </w:rPr>
-              <w:t>קואורדינטות הלינה ממקור החבילה.</w:t>
-            </w:r>
-          </w:p>
-        </w:tc>
-      </w:tr>
-    </w:tbl>
-    <w:p>
-      <w:pPr>
-        <w:spacing w:after="20"/>
-      </w:pPr>
-    </w:p>
-    <w:p>
-      <w:pPr>
-        <w:bidi/>
-        <w:spacing w:before="260" w:after="100"/>
-        <w:jc w:val="right"/>
-      </w:pPr>
-      <w:r>
-        <w:rPr>
-          <w:rFonts w:ascii="Aptos" w:hAnsi="Aptos" w:eastAsia="Aptos"/>
-          <w:b/>
-          <w:color w:val="17324D"/>
-          <w:sz w:val="32"/>
-        </w:rPr>
-        <w:t>חוזה פלט ברמת השדות</w:t>
-      </w:r>
-    </w:p>
-    <w:tbl>
-      <w:tblPr>
-        <w:tblW w:type="auto" w:w="0"/>
-        <w:jc w:val="center"/>
-        <w:tblLayout w:type="fixed"/>
-        <w:tblLook w:firstColumn="1" w:firstRow="1" w:lastColumn="0" w:lastRow="0" w:noHBand="0" w:noVBand="1" w:val="04A0"/>
-        <w:tblBorders>
-          <w:top w:val="single" w:sz="5" w:color="D9E1E8"/>
-          <w:left w:val="single" w:sz="5" w:color="D9E1E8"/>
-          <w:bottom w:val="single" w:sz="5" w:color="D9E1E8"/>
-          <w:right w:val="single" w:sz="5" w:color="D9E1E8"/>
-          <w:insideH w:val="single" w:sz="5" w:color="D9E1E8"/>
-          <w:insideV w:val="single" w:sz="5" w:color="D9E1E8"/>
-        </w:tblBorders>
-      </w:tblPr>
-      <w:tblGrid>
-        <w:gridCol w:w="3389"/>
-        <w:gridCol w:w="3389"/>
-        <w:gridCol w:w="3389"/>
-      </w:tblGrid>
-      <w:tr>
-        <w:tc>
-          <w:tcPr>
-            <w:tcW w:type="dxa" w:w="1944"/>
-            <w:shd w:fill="17324D"/>
-            <w:tcMar>
-              <w:top w:w="100" w:type="dxa"/>
-              <w:start w:w="120" w:type="dxa"/>
-              <w:bottom w:w="100" w:type="dxa"/>
-              <w:end w:w="120" w:type="dxa"/>
-            </w:tcMar>
-            <w:vAlign w:val="center"/>
-          </w:tcPr>
-          <w:p>
-            <w:pPr>
-              <w:bidi/>
-              <w:jc w:val="right"/>
-            </w:pPr>
-            <w:r>
-              <w:rPr>
-                <w:rFonts w:ascii="Aptos" w:hAnsi="Aptos" w:eastAsia="Aptos"/>
-                <w:b/>
-                <w:color w:val="FFFFFF"/>
-                <w:sz w:val="18"/>
-              </w:rPr>
-              <w:t>שדה</w:t>
-            </w:r>
-          </w:p>
-        </w:tc>
-        <w:tc>
-          <w:tcPr>
-            <w:tcW w:type="dxa" w:w="1944"/>
-            <w:shd w:fill="17324D"/>
-            <w:tcMar>
-              <w:top w:w="100" w:type="dxa"/>
-              <w:start w:w="120" w:type="dxa"/>
-              <w:bottom w:w="100" w:type="dxa"/>
-              <w:end w:w="120" w:type="dxa"/>
-            </w:tcMar>
-            <w:vAlign w:val="center"/>
-          </w:tcPr>
-          <w:p>
-            <w:pPr>
-              <w:bidi/>
-              <w:jc w:val="right"/>
-            </w:pPr>
-            <w:r>
-              <w:rPr>
-                <w:rFonts w:ascii="Aptos" w:hAnsi="Aptos" w:eastAsia="Aptos"/>
-                <w:b/>
-                <w:color w:val="FFFFFF"/>
-                <w:sz w:val="18"/>
-              </w:rPr>
-              <w:t>טיפוס / נוכחות</w:t>
-            </w:r>
-          </w:p>
-        </w:tc>
-        <w:tc>
-          <w:tcPr>
-            <w:tcW w:type="dxa" w:w="5832"/>
-            <w:shd w:fill="17324D"/>
-            <w:tcMar>
-              <w:top w:w="100" w:type="dxa"/>
-              <w:start w:w="120" w:type="dxa"/>
-              <w:bottom w:w="100" w:type="dxa"/>
-              <w:end w:w="120" w:type="dxa"/>
-            </w:tcMar>
-            <w:vAlign w:val="center"/>
-          </w:tcPr>
-          <w:p>
-            <w:pPr>
-              <w:bidi/>
-              <w:jc w:val="right"/>
-            </w:pPr>
-            <w:r>
-              <w:rPr>
-                <w:rFonts w:ascii="Aptos" w:hAnsi="Aptos" w:eastAsia="Aptos"/>
-                <w:b/>
-                <w:color w:val="FFFFFF"/>
-                <w:sz w:val="18"/>
-              </w:rPr>
-              <w:t>הגדרה וכללי שימוש</w:t>
-            </w:r>
-          </w:p>
-        </w:tc>
-      </w:tr>
-      <w:tr>
-        <w:tc>
-          <w:tcPr>
-            <w:tcW w:type="dxa" w:w="1944"/>
-            <w:tcMar>
-              <w:top w:w="100" w:type="dxa"/>
-              <w:start w:w="120" w:type="dxa"/>
-              <w:bottom w:w="100" w:type="dxa"/>
-              <w:end w:w="120" w:type="dxa"/>
-            </w:tcMar>
-            <w:vAlign w:val="center"/>
-          </w:tcPr>
-          <w:p>
-            <w:pPr>
-              <w:bidi/>
-              <w:jc w:val="right"/>
-            </w:pPr>
-            <w:r>
-              <w:rPr>
-                <w:rFonts w:ascii="Aptos" w:hAnsi="Aptos" w:eastAsia="Aptos"/>
-                <w:b/>
-                <w:color w:val="17324D"/>
-                <w:sz w:val="17"/>
-              </w:rPr>
-              <w:t>places[].place_id</w:t>
-            </w:r>
-          </w:p>
-        </w:tc>
-        <w:tc>
-          <w:tcPr>
-            <w:tcW w:type="dxa" w:w="1944"/>
-            <w:tcMar>
-              <w:top w:w="100" w:type="dxa"/>
-              <w:start w:w="120" w:type="dxa"/>
-              <w:bottom w:w="100" w:type="dxa"/>
-              <w:end w:w="120" w:type="dxa"/>
-            </w:tcMar>
-            <w:vAlign w:val="center"/>
-          </w:tcPr>
-          <w:p>
-            <w:pPr>
-              <w:bidi/>
-              <w:jc w:val="right"/>
-            </w:pPr>
-            <w:r>
-              <w:rPr>
-                <w:rFonts w:ascii="Aptos" w:hAnsi="Aptos" w:eastAsia="Aptos"/>
-                <w:b w:val="0"/>
-                <w:color w:val="263746"/>
-                <w:sz w:val="17"/>
-              </w:rPr>
-              <w:t>str, חובה</w:t>
-            </w:r>
-          </w:p>
-        </w:tc>
-        <w:tc>
-          <w:tcPr>
-            <w:tcW w:type="dxa" w:w="5832"/>
-            <w:tcMar>
-              <w:top w:w="100" w:type="dxa"/>
-              <w:start w:w="120" w:type="dxa"/>
-              <w:bottom w:w="100" w:type="dxa"/>
-              <w:end w:w="120" w:type="dxa"/>
-            </w:tcMar>
-            <w:vAlign w:val="center"/>
-          </w:tcPr>
-          <w:p>
-            <w:pPr>
-              <w:bidi/>
-              <w:jc w:val="right"/>
-            </w:pPr>
-            <w:r>
-              <w:rPr>
-                <w:rFonts w:ascii="Aptos" w:hAnsi="Aptos" w:eastAsia="Aptos"/>
-                <w:b w:val="0"/>
-                <w:color w:val="263746"/>
-                <w:sz w:val="17"/>
-              </w:rPr>
-              <w:t>מזהה מקור יציב, המשמש downstream.</w:t>
-            </w:r>
-          </w:p>
-        </w:tc>
-      </w:tr>
-      <w:tr>
-        <w:tc>
-          <w:tcPr>
-            <w:tcW w:type="dxa" w:w="1944"/>
-            <w:tcMar>
-              <w:top w:w="100" w:type="dxa"/>
-              <w:start w:w="120" w:type="dxa"/>
-              <w:bottom w:w="100" w:type="dxa"/>
-              <w:end w:w="120" w:type="dxa"/>
-            </w:tcMar>
-            <w:vAlign w:val="center"/>
-            <w:shd w:fill="F5F8FA"/>
-          </w:tcPr>
-          <w:p>
-            <w:pPr>
-              <w:bidi/>
-              <w:jc w:val="right"/>
-            </w:pPr>
-            <w:r>
-              <w:rPr>
-                <w:rFonts w:ascii="Aptos" w:hAnsi="Aptos" w:eastAsia="Aptos"/>
-                <w:b/>
-                <w:color w:val="17324D"/>
-                <w:sz w:val="17"/>
-              </w:rPr>
-              <w:t>places[].name/category</w:t>
-            </w:r>
-          </w:p>
-        </w:tc>
-        <w:tc>
-          <w:tcPr>
-            <w:tcW w:type="dxa" w:w="1944"/>
-            <w:tcMar>
-              <w:top w:w="100" w:type="dxa"/>
-              <w:start w:w="120" w:type="dxa"/>
-              <w:bottom w:w="100" w:type="dxa"/>
-              <w:end w:w="120" w:type="dxa"/>
-            </w:tcMar>
-            <w:vAlign w:val="center"/>
-            <w:shd w:fill="F5F8FA"/>
-          </w:tcPr>
-          <w:p>
-            <w:pPr>
-              <w:bidi/>
-              <w:jc w:val="right"/>
-            </w:pPr>
-            <w:r>
-              <w:rPr>
-                <w:rFonts w:ascii="Aptos" w:hAnsi="Aptos" w:eastAsia="Aptos"/>
-                <w:b w:val="0"/>
-                <w:color w:val="263746"/>
-                <w:sz w:val="17"/>
-              </w:rPr>
-              <w:t>str, חובה</w:t>
-            </w:r>
-          </w:p>
-        </w:tc>
-        <w:tc>
-          <w:tcPr>
-            <w:tcW w:type="dxa" w:w="5832"/>
-            <w:tcMar>
-              <w:top w:w="100" w:type="dxa"/>
-              <w:start w:w="120" w:type="dxa"/>
-              <w:bottom w:w="100" w:type="dxa"/>
-              <w:end w:w="120" w:type="dxa"/>
-            </w:tcMar>
-            <w:vAlign w:val="center"/>
-            <w:shd w:fill="F5F8FA"/>
-          </w:tcPr>
-          <w:p>
-            <w:pPr>
-              <w:bidi/>
-              <w:jc w:val="right"/>
-            </w:pPr>
-            <w:r>
-              <w:rPr>
-                <w:rFonts w:ascii="Aptos" w:hAnsi="Aptos" w:eastAsia="Aptos"/>
-                <w:b w:val="0"/>
-                <w:color w:val="263746"/>
-                <w:sz w:val="17"/>
-              </w:rPr>
-              <w:t>שם וקטגוריה כפי שהתקבלו.</w:t>
-            </w:r>
-          </w:p>
-        </w:tc>
-      </w:tr>
-      <w:tr>
-        <w:tc>
-          <w:tcPr>
-            <w:tcW w:type="dxa" w:w="1944"/>
-            <w:tcMar>
-              <w:top w:w="100" w:type="dxa"/>
-              <w:start w:w="120" w:type="dxa"/>
-              <w:bottom w:w="100" w:type="dxa"/>
-              <w:end w:w="120" w:type="dxa"/>
-            </w:tcMar>
-            <w:vAlign w:val="center"/>
-          </w:tcPr>
-          <w:p>
-            <w:pPr>
-              <w:bidi/>
-              <w:jc w:val="right"/>
-            </w:pPr>
-            <w:r>
-              <w:rPr>
-                <w:rFonts w:ascii="Aptos" w:hAnsi="Aptos" w:eastAsia="Aptos"/>
-                <w:b/>
-                <w:color w:val="17324D"/>
-                <w:sz w:val="17"/>
-              </w:rPr>
-              <w:t>places[].tags</w:t>
-            </w:r>
-          </w:p>
-        </w:tc>
-        <w:tc>
-          <w:tcPr>
-            <w:tcW w:type="dxa" w:w="1944"/>
-            <w:tcMar>
-              <w:top w:w="100" w:type="dxa"/>
-              <w:start w:w="120" w:type="dxa"/>
-              <w:bottom w:w="100" w:type="dxa"/>
-              <w:end w:w="120" w:type="dxa"/>
-            </w:tcMar>
-            <w:vAlign w:val="center"/>
-          </w:tcPr>
-          <w:p>
-            <w:pPr>
-              <w:bidi/>
-              <w:jc w:val="right"/>
-            </w:pPr>
-            <w:r>
-              <w:rPr>
-                <w:rFonts w:ascii="Aptos" w:hAnsi="Aptos" w:eastAsia="Aptos"/>
-                <w:b w:val="0"/>
-                <w:color w:val="263746"/>
-                <w:sz w:val="17"/>
-              </w:rPr>
-              <w:t>list[str], רשות</w:t>
-            </w:r>
-          </w:p>
-        </w:tc>
-        <w:tc>
-          <w:tcPr>
-            <w:tcW w:type="dxa" w:w="5832"/>
-            <w:tcMar>
-              <w:top w:w="100" w:type="dxa"/>
-              <w:start w:w="120" w:type="dxa"/>
-              <w:bottom w:w="100" w:type="dxa"/>
-              <w:end w:w="120" w:type="dxa"/>
-            </w:tcMar>
-            <w:vAlign w:val="center"/>
-          </w:tcPr>
-          <w:p>
-            <w:pPr>
-              <w:bidi/>
-              <w:jc w:val="right"/>
-            </w:pPr>
-            <w:r>
-              <w:rPr>
-                <w:rFonts w:ascii="Aptos" w:hAnsi="Aptos" w:eastAsia="Aptos"/>
-                <w:b w:val="0"/>
-                <w:color w:val="263746"/>
-                <w:sz w:val="17"/>
-              </w:rPr>
-              <w:t>תגיות נתמכות במקור.</w:t>
-            </w:r>
-          </w:p>
-        </w:tc>
-      </w:tr>
-      <w:tr>
-        <w:tc>
-          <w:tcPr>
-            <w:tcW w:type="dxa" w:w="1944"/>
-            <w:tcMar>
-              <w:top w:w="100" w:type="dxa"/>
-              <w:start w:w="120" w:type="dxa"/>
-              <w:bottom w:w="100" w:type="dxa"/>
-              <w:end w:w="120" w:type="dxa"/>
-            </w:tcMar>
-            <w:vAlign w:val="center"/>
-            <w:shd w:fill="F5F8FA"/>
-          </w:tcPr>
-          <w:p>
-            <w:pPr>
-              <w:bidi/>
-              <w:jc w:val="right"/>
-            </w:pPr>
-            <w:r>
-              <w:rPr>
-                <w:rFonts w:ascii="Aptos" w:hAnsi="Aptos" w:eastAsia="Aptos"/>
-                <w:b/>
-                <w:color w:val="17324D"/>
-                <w:sz w:val="17"/>
-              </w:rPr>
-              <w:t>places[].indoor</w:t>
-            </w:r>
-          </w:p>
-        </w:tc>
-        <w:tc>
-          <w:tcPr>
-            <w:tcW w:type="dxa" w:w="1944"/>
-            <w:tcMar>
-              <w:top w:w="100" w:type="dxa"/>
-              <w:start w:w="120" w:type="dxa"/>
-              <w:bottom w:w="100" w:type="dxa"/>
-              <w:end w:w="120" w:type="dxa"/>
-            </w:tcMar>
-            <w:vAlign w:val="center"/>
-            <w:shd w:fill="F5F8FA"/>
-          </w:tcPr>
-          <w:p>
-            <w:pPr>
-              <w:bidi/>
-              <w:jc w:val="right"/>
-            </w:pPr>
-            <w:r>
-              <w:rPr>
-                <w:rFonts w:ascii="Aptos" w:hAnsi="Aptos" w:eastAsia="Aptos"/>
-                <w:b w:val="0"/>
-                <w:color w:val="263746"/>
-                <w:sz w:val="17"/>
-              </w:rPr>
-              <w:t>bool/unknown</w:t>
-            </w:r>
-          </w:p>
-        </w:tc>
-        <w:tc>
-          <w:tcPr>
-            <w:tcW w:type="dxa" w:w="5832"/>
-            <w:tcMar>
-              <w:top w:w="100" w:type="dxa"/>
-              <w:start w:w="120" w:type="dxa"/>
-              <w:bottom w:w="100" w:type="dxa"/>
-              <w:end w:w="120" w:type="dxa"/>
-            </w:tcMar>
-            <w:vAlign w:val="center"/>
-            <w:shd w:fill="F5F8FA"/>
-          </w:tcPr>
-          <w:p>
-            <w:pPr>
-              <w:bidi/>
-              <w:jc w:val="right"/>
-            </w:pPr>
-            <w:r>
-              <w:rPr>
-                <w:rFonts w:ascii="Aptos" w:hAnsi="Aptos" w:eastAsia="Aptos"/>
-                <w:b w:val="0"/>
-                <w:color w:val="263746"/>
-                <w:sz w:val="17"/>
-              </w:rPr>
-              <w:t>סמן מקורה רק אם ידוע.</w:t>
-            </w:r>
-          </w:p>
-        </w:tc>
-      </w:tr>
-      <w:tr>
-        <w:tc>
-          <w:tcPr>
-            <w:tcW w:type="dxa" w:w="1944"/>
-            <w:tcMar>
-              <w:top w:w="100" w:type="dxa"/>
-              <w:start w:w="120" w:type="dxa"/>
-              <w:bottom w:w="100" w:type="dxa"/>
-              <w:end w:w="120" w:type="dxa"/>
-            </w:tcMar>
-            <w:vAlign w:val="center"/>
-          </w:tcPr>
-          <w:p>
-            <w:pPr>
-              <w:bidi/>
-              <w:jc w:val="right"/>
-            </w:pPr>
-            <w:r>
-              <w:rPr>
-                <w:rFonts w:ascii="Aptos" w:hAnsi="Aptos" w:eastAsia="Aptos"/>
-                <w:b/>
-                <w:color w:val="17324D"/>
-                <w:sz w:val="17"/>
-              </w:rPr>
-              <w:t>places[].minutes</w:t>
-            </w:r>
-          </w:p>
-        </w:tc>
-        <w:tc>
-          <w:tcPr>
-            <w:tcW w:type="dxa" w:w="1944"/>
-            <w:tcMar>
-              <w:top w:w="100" w:type="dxa"/>
-              <w:start w:w="120" w:type="dxa"/>
-              <w:bottom w:w="100" w:type="dxa"/>
-              <w:end w:w="120" w:type="dxa"/>
-            </w:tcMar>
-            <w:vAlign w:val="center"/>
-          </w:tcPr>
-          <w:p>
-            <w:pPr>
-              <w:bidi/>
-              <w:jc w:val="right"/>
-            </w:pPr>
-            <w:r>
-              <w:rPr>
-                <w:rFonts w:ascii="Aptos" w:hAnsi="Aptos" w:eastAsia="Aptos"/>
-                <w:b w:val="0"/>
-                <w:color w:val="263746"/>
-                <w:sz w:val="17"/>
-              </w:rPr>
-              <w:t>int/unknown</w:t>
-            </w:r>
-          </w:p>
-        </w:tc>
-        <w:tc>
-          <w:tcPr>
-            <w:tcW w:type="dxa" w:w="5832"/>
-            <w:tcMar>
-              <w:top w:w="100" w:type="dxa"/>
-              <w:start w:w="120" w:type="dxa"/>
-              <w:bottom w:w="100" w:type="dxa"/>
-              <w:end w:w="120" w:type="dxa"/>
-            </w:tcMar>
-            <w:vAlign w:val="center"/>
-          </w:tcPr>
-          <w:p>
-            <w:pPr>
-              <w:bidi/>
-              <w:jc w:val="right"/>
-            </w:pPr>
-            <w:r>
-              <w:rPr>
-                <w:rFonts w:ascii="Aptos" w:hAnsi="Aptos" w:eastAsia="Aptos"/>
-                <w:b w:val="0"/>
-                <w:color w:val="263746"/>
-                <w:sz w:val="17"/>
-              </w:rPr>
-              <w:t>משך ביקור משוער ממקור או heuristic מזוהה.</w:t>
-            </w:r>
-          </w:p>
-        </w:tc>
-      </w:tr>
-      <w:tr>
-        <w:tc>
-          <w:tcPr>
-            <w:tcW w:type="dxa" w:w="1944"/>
-            <w:tcMar>
-              <w:top w:w="100" w:type="dxa"/>
-              <w:start w:w="120" w:type="dxa"/>
-              <w:bottom w:w="100" w:type="dxa"/>
-              <w:end w:w="120" w:type="dxa"/>
-            </w:tcMar>
-            <w:vAlign w:val="center"/>
-            <w:shd w:fill="F5F8FA"/>
-          </w:tcPr>
-          <w:p>
-            <w:pPr>
-              <w:bidi/>
-              <w:jc w:val="right"/>
-            </w:pPr>
-            <w:r>
-              <w:rPr>
-                <w:rFonts w:ascii="Aptos" w:hAnsi="Aptos" w:eastAsia="Aptos"/>
-                <w:b/>
-                <w:color w:val="17324D"/>
-                <w:sz w:val="17"/>
-              </w:rPr>
-              <w:t>places[].opening_hours</w:t>
-            </w:r>
-          </w:p>
-        </w:tc>
-        <w:tc>
-          <w:tcPr>
-            <w:tcW w:type="dxa" w:w="1944"/>
-            <w:tcMar>
-              <w:top w:w="100" w:type="dxa"/>
-              <w:start w:w="120" w:type="dxa"/>
-              <w:bottom w:w="100" w:type="dxa"/>
-              <w:end w:w="120" w:type="dxa"/>
-            </w:tcMar>
-            <w:vAlign w:val="center"/>
-            <w:shd w:fill="F5F8FA"/>
-          </w:tcPr>
-          <w:p>
-            <w:pPr>
-              <w:bidi/>
-              <w:jc w:val="right"/>
-            </w:pPr>
-            <w:r>
-              <w:rPr>
-                <w:rFonts w:ascii="Aptos" w:hAnsi="Aptos" w:eastAsia="Aptos"/>
-                <w:b w:val="0"/>
-                <w:color w:val="263746"/>
-                <w:sz w:val="17"/>
-              </w:rPr>
-              <w:t>object/unknown</w:t>
-            </w:r>
-          </w:p>
-        </w:tc>
-        <w:tc>
-          <w:tcPr>
-            <w:tcW w:type="dxa" w:w="5832"/>
-            <w:tcMar>
-              <w:top w:w="100" w:type="dxa"/>
-              <w:start w:w="120" w:type="dxa"/>
-              <w:bottom w:w="100" w:type="dxa"/>
-              <w:end w:w="120" w:type="dxa"/>
-            </w:tcMar>
-            <w:vAlign w:val="center"/>
-            <w:shd w:fill="F5F8FA"/>
-          </w:tcPr>
-          <w:p>
-            <w:pPr>
-              <w:bidi/>
-              <w:jc w:val="right"/>
-            </w:pPr>
-            <w:r>
-              <w:rPr>
-                <w:rFonts w:ascii="Aptos" w:hAnsi="Aptos" w:eastAsia="Aptos"/>
-                <w:b w:val="0"/>
-                <w:color w:val="263746"/>
-                <w:sz w:val="17"/>
-              </w:rPr>
-              <w:t>שעות פתיחה אם המקור החזיר; אחרת unknown.</w:t>
-            </w:r>
-          </w:p>
-        </w:tc>
-      </w:tr>
-      <w:tr>
-        <w:tc>
-          <w:tcPr>
-            <w:tcW w:type="dxa" w:w="1944"/>
-            <w:tcMar>
-              <w:top w:w="100" w:type="dxa"/>
-              <w:start w:w="120" w:type="dxa"/>
-              <w:bottom w:w="100" w:type="dxa"/>
-              <w:end w:w="120" w:type="dxa"/>
-            </w:tcMar>
-            <w:vAlign w:val="center"/>
-          </w:tcPr>
-          <w:p>
-            <w:pPr>
-              <w:bidi/>
-              <w:jc w:val="right"/>
-            </w:pPr>
-            <w:r>
-              <w:rPr>
-                <w:rFonts w:ascii="Aptos" w:hAnsi="Aptos" w:eastAsia="Aptos"/>
-                <w:b/>
-                <w:color w:val="17324D"/>
-                <w:sz w:val="17"/>
-              </w:rPr>
-              <w:t>places[].distance_from_lodging</w:t>
-            </w:r>
-          </w:p>
-        </w:tc>
-        <w:tc>
-          <w:tcPr>
-            <w:tcW w:type="dxa" w:w="1944"/>
-            <w:tcMar>
-              <w:top w:w="100" w:type="dxa"/>
-              <w:start w:w="120" w:type="dxa"/>
-              <w:bottom w:w="100" w:type="dxa"/>
-              <w:end w:w="120" w:type="dxa"/>
-            </w:tcMar>
-            <w:vAlign w:val="center"/>
-          </w:tcPr>
-          <w:p>
-            <w:pPr>
-              <w:bidi/>
-              <w:jc w:val="right"/>
-            </w:pPr>
-            <w:r>
-              <w:rPr>
-                <w:rFonts w:ascii="Aptos" w:hAnsi="Aptos" w:eastAsia="Aptos"/>
-                <w:b w:val="0"/>
-                <w:color w:val="263746"/>
-                <w:sz w:val="17"/>
-              </w:rPr>
-              <w:t>number/unit/unknown</w:t>
-            </w:r>
-          </w:p>
-        </w:tc>
-        <w:tc>
-          <w:tcPr>
-            <w:tcW w:type="dxa" w:w="5832"/>
-            <w:tcMar>
-              <w:top w:w="100" w:type="dxa"/>
-              <w:start w:w="120" w:type="dxa"/>
-              <w:bottom w:w="100" w:type="dxa"/>
-              <w:end w:w="120" w:type="dxa"/>
-            </w:tcMar>
-            <w:vAlign w:val="center"/>
-          </w:tcPr>
-          <w:p>
-            <w:pPr>
-              <w:bidi/>
-              <w:jc w:val="right"/>
-            </w:pPr>
-            <w:r>
-              <w:rPr>
-                <w:rFonts w:ascii="Aptos" w:hAnsi="Aptos" w:eastAsia="Aptos"/>
-                <w:b w:val="0"/>
-                <w:color w:val="263746"/>
-                <w:sz w:val="17"/>
-              </w:rPr>
-              <w:t>מרחק/זמן רק אם חושב או חזר מכלי.</w:t>
-            </w:r>
-          </w:p>
-        </w:tc>
-      </w:tr>
-      <w:tr>
-        <w:tc>
-          <w:tcPr>
-            <w:tcW w:type="dxa" w:w="1944"/>
-            <w:tcMar>
-              <w:top w:w="100" w:type="dxa"/>
-              <w:start w:w="120" w:type="dxa"/>
-              <w:bottom w:w="100" w:type="dxa"/>
-              <w:end w:w="120" w:type="dxa"/>
-            </w:tcMar>
-            <w:vAlign w:val="center"/>
-            <w:shd w:fill="F5F8FA"/>
-          </w:tcPr>
-          <w:p>
-            <w:pPr>
-              <w:bidi/>
-              <w:jc w:val="right"/>
-            </w:pPr>
-            <w:r>
-              <w:rPr>
-                <w:rFonts w:ascii="Aptos" w:hAnsi="Aptos" w:eastAsia="Aptos"/>
-                <w:b/>
-                <w:color w:val="17324D"/>
-                <w:sz w:val="17"/>
-              </w:rPr>
-              <w:t>places[].source/call_id</w:t>
-            </w:r>
-          </w:p>
-        </w:tc>
-        <w:tc>
-          <w:tcPr>
-            <w:tcW w:type="dxa" w:w="1944"/>
-            <w:tcMar>
-              <w:top w:w="100" w:type="dxa"/>
-              <w:start w:w="120" w:type="dxa"/>
-              <w:bottom w:w="100" w:type="dxa"/>
-              <w:end w:w="120" w:type="dxa"/>
-            </w:tcMar>
-            <w:vAlign w:val="center"/>
-            <w:shd w:fill="F5F8FA"/>
-          </w:tcPr>
-          <w:p>
-            <w:pPr>
-              <w:bidi/>
-              <w:jc w:val="right"/>
-            </w:pPr>
-            <w:r>
-              <w:rPr>
-                <w:rFonts w:ascii="Aptos" w:hAnsi="Aptos" w:eastAsia="Aptos"/>
-                <w:b w:val="0"/>
-                <w:color w:val="263746"/>
-                <w:sz w:val="17"/>
-              </w:rPr>
-              <w:t>EvidenceRef, חובה</w:t>
-            </w:r>
-          </w:p>
-        </w:tc>
-        <w:tc>
-          <w:tcPr>
-            <w:tcW w:type="dxa" w:w="5832"/>
-            <w:tcMar>
-              <w:top w:w="100" w:type="dxa"/>
-              <w:start w:w="120" w:type="dxa"/>
-              <w:bottom w:w="100" w:type="dxa"/>
-              <w:end w:w="120" w:type="dxa"/>
-            </w:tcMar>
-            <w:vAlign w:val="center"/>
-            <w:shd w:fill="F5F8FA"/>
-          </w:tcPr>
-          <w:p>
-            <w:pPr>
-              <w:bidi/>
-              <w:jc w:val="right"/>
-            </w:pPr>
-            <w:r>
-              <w:rPr>
-                <w:rFonts w:ascii="Aptos" w:hAnsi="Aptos" w:eastAsia="Aptos"/>
-                <w:b w:val="0"/>
-                <w:color w:val="263746"/>
-                <w:sz w:val="17"/>
-              </w:rPr>
-              <w:t>מקור, כלי ומזהה קריאה.</w:t>
-            </w:r>
-          </w:p>
-        </w:tc>
-      </w:tr>
-      <w:tr>
-        <w:tc>
-          <w:tcPr>
-            <w:tcW w:type="dxa" w:w="1944"/>
-            <w:tcMar>
-              <w:top w:w="100" w:type="dxa"/>
-              <w:start w:w="120" w:type="dxa"/>
-              <w:bottom w:w="100" w:type="dxa"/>
-              <w:end w:w="120" w:type="dxa"/>
-            </w:tcMar>
-            <w:vAlign w:val="center"/>
-          </w:tcPr>
-          <w:p>
-            <w:pPr>
-              <w:bidi/>
-              <w:jc w:val="right"/>
-            </w:pPr>
-            <w:r>
-              <w:rPr>
-                <w:rFonts w:ascii="Aptos" w:hAnsi="Aptos" w:eastAsia="Aptos"/>
-                <w:b/>
-                <w:color w:val="17324D"/>
-                <w:sz w:val="17"/>
-              </w:rPr>
-              <w:t>places[].fit_reason</w:t>
-            </w:r>
-          </w:p>
-        </w:tc>
-        <w:tc>
-          <w:tcPr>
-            <w:tcW w:type="dxa" w:w="1944"/>
-            <w:tcMar>
-              <w:top w:w="100" w:type="dxa"/>
-              <w:start w:w="120" w:type="dxa"/>
-              <w:bottom w:w="100" w:type="dxa"/>
-              <w:end w:w="120" w:type="dxa"/>
-            </w:tcMar>
-            <w:vAlign w:val="center"/>
-          </w:tcPr>
-          <w:p>
-            <w:pPr>
-              <w:bidi/>
-              <w:jc w:val="right"/>
-            </w:pPr>
-            <w:r>
-              <w:rPr>
-                <w:rFonts w:ascii="Aptos" w:hAnsi="Aptos" w:eastAsia="Aptos"/>
-                <w:b w:val="0"/>
-                <w:color w:val="263746"/>
-                <w:sz w:val="17"/>
-              </w:rPr>
-              <w:t>str</w:t>
-            </w:r>
-          </w:p>
-        </w:tc>
-        <w:tc>
-          <w:tcPr>
-            <w:tcW w:type="dxa" w:w="5832"/>
-            <w:tcMar>
-              <w:top w:w="100" w:type="dxa"/>
-              <w:start w:w="120" w:type="dxa"/>
-              <w:bottom w:w="100" w:type="dxa"/>
-              <w:end w:w="120" w:type="dxa"/>
-            </w:tcMar>
-            <w:vAlign w:val="center"/>
-          </w:tcPr>
-          <w:p>
-            <w:pPr>
-              <w:bidi/>
-              <w:jc w:val="right"/>
-            </w:pPr>
-            <w:r>
-              <w:rPr>
-                <w:rFonts w:ascii="Aptos" w:hAnsi="Aptos" w:eastAsia="Aptos"/>
-                <w:b w:val="0"/>
-                <w:color w:val="263746"/>
-                <w:sz w:val="17"/>
-              </w:rPr>
-              <w:t>קישור להעדפה/דרישה רלוונטית.</w:t>
-            </w:r>
-          </w:p>
-        </w:tc>
-      </w:tr>
-      <w:tr>
-        <w:tc>
-          <w:tcPr>
-            <w:tcW w:type="dxa" w:w="1944"/>
-            <w:tcMar>
-              <w:top w:w="100" w:type="dxa"/>
-              <w:start w:w="120" w:type="dxa"/>
-              <w:bottom w:w="100" w:type="dxa"/>
-              <w:end w:w="120" w:type="dxa"/>
-            </w:tcMar>
-            <w:vAlign w:val="center"/>
-            <w:shd w:fill="F5F8FA"/>
-          </w:tcPr>
-          <w:p>
-            <w:pPr>
-              <w:bidi/>
-              <w:jc w:val="right"/>
-            </w:pPr>
-            <w:r>
-              <w:rPr>
-                <w:rFonts w:ascii="Aptos" w:hAnsi="Aptos" w:eastAsia="Aptos"/>
-                <w:b/>
-                <w:color w:val="17324D"/>
-                <w:sz w:val="17"/>
-              </w:rPr>
-              <w:t>coverage/limitations</w:t>
-            </w:r>
-          </w:p>
-        </w:tc>
-        <w:tc>
-          <w:tcPr>
-            <w:tcW w:type="dxa" w:w="1944"/>
-            <w:tcMar>
-              <w:top w:w="100" w:type="dxa"/>
-              <w:start w:w="120" w:type="dxa"/>
-              <w:bottom w:w="100" w:type="dxa"/>
-              <w:end w:w="120" w:type="dxa"/>
-            </w:tcMar>
-            <w:vAlign w:val="center"/>
-            <w:shd w:fill="F5F8FA"/>
-          </w:tcPr>
-          <w:p>
-            <w:pPr>
-              <w:bidi/>
-              <w:jc w:val="right"/>
-            </w:pPr>
-            <w:r>
-              <w:rPr>
-                <w:rFonts w:ascii="Aptos" w:hAnsi="Aptos" w:eastAsia="Aptos"/>
-                <w:b w:val="0"/>
-                <w:color w:val="263746"/>
-                <w:sz w:val="17"/>
-              </w:rPr>
-              <w:t>list[str]</w:t>
-            </w:r>
-          </w:p>
-        </w:tc>
-        <w:tc>
-          <w:tcPr>
-            <w:tcW w:type="dxa" w:w="5832"/>
-            <w:tcMar>
-              <w:top w:w="100" w:type="dxa"/>
-              <w:start w:w="120" w:type="dxa"/>
-              <w:bottom w:w="100" w:type="dxa"/>
-              <w:end w:w="120" w:type="dxa"/>
-            </w:tcMar>
-            <w:vAlign w:val="center"/>
-            <w:shd w:fill="F5F8FA"/>
-          </w:tcPr>
-          <w:p>
-            <w:pPr>
-              <w:bidi/>
-              <w:jc w:val="right"/>
-            </w:pPr>
-            <w:r>
-              <w:rPr>
-                <w:rFonts w:ascii="Aptos" w:hAnsi="Aptos" w:eastAsia="Aptos"/>
-                <w:b w:val="0"/>
-                <w:color w:val="263746"/>
-                <w:sz w:val="17"/>
-              </w:rPr>
-              <w:t>מה חיפשנו, מה לא נמצא ומה נשאר לא ידוע.</w:t>
-            </w:r>
-          </w:p>
-        </w:tc>
-      </w:tr>
-    </w:tbl>
-    <w:p>
-      <w:pPr>
-        <w:spacing w:after="20"/>
-      </w:pPr>
-    </w:p>
-    <w:p>
-      <w:pPr>
-        <w:bidi/>
-        <w:spacing w:before="260" w:after="100"/>
-        <w:jc w:val="right"/>
-      </w:pPr>
-      <w:r>
-        <w:rPr>
-          <w:rFonts w:ascii="Aptos" w:hAnsi="Aptos" w:eastAsia="Aptos"/>
-          <w:b/>
-          <w:color w:val="17324D"/>
-          <w:sz w:val="32"/>
-        </w:rPr>
-        <w:t>כלים והרשאות נתונים</w:t>
-      </w:r>
-    </w:p>
-    <w:tbl>
-      <w:tblPr>
-        <w:tblW w:type="auto" w:w="0"/>
-        <w:jc w:val="center"/>
-        <w:tblLayout w:type="fixed"/>
-        <w:tblLook w:firstColumn="1" w:firstRow="1" w:lastColumn="0" w:lastRow="0" w:noHBand="0" w:noVBand="1" w:val="04A0"/>
-        <w:tblBorders>
-          <w:top w:val="single" w:sz="5" w:color="D9E1E8"/>
-          <w:left w:val="single" w:sz="5" w:color="D9E1E8"/>
-          <w:bottom w:val="single" w:sz="5" w:color="D9E1E8"/>
-          <w:right w:val="single" w:sz="5" w:color="D9E1E8"/>
-          <w:insideH w:val="single" w:sz="5" w:color="D9E1E8"/>
-          <w:insideV w:val="single" w:sz="5" w:color="D9E1E8"/>
-        </w:tblBorders>
-      </w:tblPr>
-      <w:tblGrid>
-        <w:gridCol w:w="3389"/>
-        <w:gridCol w:w="3389"/>
-        <w:gridCol w:w="3389"/>
-      </w:tblGrid>
-      <w:tr>
-        <w:tc>
-          <w:tcPr>
-            <w:tcW w:type="dxa" w:w="1944"/>
-            <w:shd w:fill="17324D"/>
-            <w:tcMar>
-              <w:top w:w="100" w:type="dxa"/>
-              <w:start w:w="120" w:type="dxa"/>
-              <w:bottom w:w="100" w:type="dxa"/>
-              <w:end w:w="120" w:type="dxa"/>
-            </w:tcMar>
-            <w:vAlign w:val="center"/>
-          </w:tcPr>
-          <w:p>
-            <w:pPr>
-              <w:bidi/>
-              <w:jc w:val="right"/>
-            </w:pPr>
-            <w:r>
-              <w:rPr>
-                <w:rFonts w:ascii="Aptos" w:hAnsi="Aptos" w:eastAsia="Aptos"/>
-                <w:b/>
-                <w:color w:val="FFFFFF"/>
-                <w:sz w:val="18"/>
-              </w:rPr>
-              <w:t>כלי / מקור</w:t>
-            </w:r>
-          </w:p>
-        </w:tc>
-        <w:tc>
-          <w:tcPr>
-            <w:tcW w:type="dxa" w:w="1944"/>
-            <w:shd w:fill="17324D"/>
-            <w:tcMar>
-              <w:top w:w="100" w:type="dxa"/>
-              <w:start w:w="120" w:type="dxa"/>
-              <w:bottom w:w="100" w:type="dxa"/>
-              <w:end w:w="120" w:type="dxa"/>
-            </w:tcMar>
-            <w:vAlign w:val="center"/>
-          </w:tcPr>
-          <w:p>
-            <w:pPr>
-              <w:bidi/>
-              <w:jc w:val="right"/>
-            </w:pPr>
-            <w:r>
-              <w:rPr>
-                <w:rFonts w:ascii="Aptos" w:hAnsi="Aptos" w:eastAsia="Aptos"/>
-                <w:b/>
-                <w:color w:val="FFFFFF"/>
-                <w:sz w:val="18"/>
-              </w:rPr>
-              <w:t>פעולה</w:t>
-            </w:r>
-          </w:p>
-        </w:tc>
-        <w:tc>
-          <w:tcPr>
-            <w:tcW w:type="dxa" w:w="5832"/>
-            <w:shd w:fill="17324D"/>
-            <w:tcMar>
-              <w:top w:w="100" w:type="dxa"/>
-              <w:start w:w="120" w:type="dxa"/>
-              <w:bottom w:w="100" w:type="dxa"/>
-              <w:end w:w="120" w:type="dxa"/>
-            </w:tcMar>
-            <w:vAlign w:val="center"/>
-          </w:tcPr>
-          <w:p>
-            <w:pPr>
-              <w:bidi/>
-              <w:jc w:val="right"/>
-            </w:pPr>
-            <w:r>
-              <w:rPr>
-                <w:rFonts w:ascii="Aptos" w:hAnsi="Aptos" w:eastAsia="Aptos"/>
-                <w:b/>
-                <w:color w:val="FFFFFF"/>
-                <w:sz w:val="18"/>
-              </w:rPr>
-              <w:t>נתונים נקראים או נכתבים</w:t>
-            </w:r>
-          </w:p>
-        </w:tc>
-      </w:tr>
-      <w:tr>
-        <w:tc>
-          <w:tcPr>
-            <w:tcW w:type="dxa" w:w="1944"/>
-            <w:tcMar>
-              <w:top w:w="100" w:type="dxa"/>
-              <w:start w:w="120" w:type="dxa"/>
-              <w:bottom w:w="100" w:type="dxa"/>
-              <w:end w:w="120" w:type="dxa"/>
-            </w:tcMar>
-            <w:vAlign w:val="center"/>
-          </w:tcPr>
-          <w:p>
-            <w:pPr>
-              <w:bidi/>
-              <w:jc w:val="right"/>
-            </w:pPr>
-            <w:r>
-              <w:rPr>
-                <w:rFonts w:ascii="Aptos" w:hAnsi="Aptos" w:eastAsia="Aptos"/>
-                <w:b/>
-                <w:color w:val="17324D"/>
-                <w:sz w:val="17"/>
-              </w:rPr>
-              <w:t>search_places</w:t>
-            </w:r>
-          </w:p>
-        </w:tc>
-        <w:tc>
-          <w:tcPr>
-            <w:tcW w:type="dxa" w:w="1944"/>
-            <w:tcMar>
-              <w:top w:w="100" w:type="dxa"/>
-              <w:start w:w="120" w:type="dxa"/>
-              <w:bottom w:w="100" w:type="dxa"/>
-              <w:end w:w="120" w:type="dxa"/>
-            </w:tcMar>
-            <w:vAlign w:val="center"/>
-          </w:tcPr>
-          <w:p>
-            <w:pPr>
-              <w:bidi/>
-              <w:jc w:val="right"/>
-            </w:pPr>
-            <w:r>
-              <w:rPr>
-                <w:rFonts w:ascii="Aptos" w:hAnsi="Aptos" w:eastAsia="Aptos"/>
-                <w:b w:val="0"/>
-                <w:color w:val="263746"/>
-                <w:sz w:val="17"/>
-              </w:rPr>
-              <w:t>קריאה</w:t>
-            </w:r>
-          </w:p>
-        </w:tc>
-        <w:tc>
-          <w:tcPr>
-            <w:tcW w:type="dxa" w:w="5832"/>
-            <w:tcMar>
-              <w:top w:w="100" w:type="dxa"/>
-              <w:start w:w="120" w:type="dxa"/>
-              <w:bottom w:w="100" w:type="dxa"/>
-              <w:end w:w="120" w:type="dxa"/>
-            </w:tcMar>
-            <w:vAlign w:val="center"/>
-          </w:tcPr>
-          <w:p>
-            <w:pPr>
-              <w:bidi/>
-              <w:jc w:val="right"/>
-            </w:pPr>
-            <w:r>
-              <w:rPr>
-                <w:rFonts w:ascii="Aptos" w:hAnsi="Aptos" w:eastAsia="Aptos"/>
-                <w:b w:val="0"/>
-                <w:color w:val="263746"/>
-                <w:sz w:val="17"/>
-              </w:rPr>
-              <w:t>city, query/interests, avoid, radius/coords; קורא מאגר מקומות.</w:t>
-            </w:r>
-          </w:p>
-        </w:tc>
-      </w:tr>
-      <w:tr>
-        <w:tc>
-          <w:tcPr>
-            <w:tcW w:type="dxa" w:w="1944"/>
-            <w:tcMar>
-              <w:top w:w="100" w:type="dxa"/>
-              <w:start w:w="120" w:type="dxa"/>
-              <w:bottom w:w="100" w:type="dxa"/>
-              <w:end w:w="120" w:type="dxa"/>
-            </w:tcMar>
-            <w:vAlign w:val="center"/>
-            <w:shd w:fill="F5F8FA"/>
-          </w:tcPr>
-          <w:p>
-            <w:pPr>
-              <w:bidi/>
-              <w:jc w:val="right"/>
-            </w:pPr>
-            <w:r>
-              <w:rPr>
-                <w:rFonts w:ascii="Aptos" w:hAnsi="Aptos" w:eastAsia="Aptos"/>
-                <w:b/>
-                <w:color w:val="17324D"/>
-                <w:sz w:val="17"/>
-              </w:rPr>
-              <w:t>get_place_details</w:t>
-            </w:r>
-          </w:p>
-        </w:tc>
-        <w:tc>
-          <w:tcPr>
-            <w:tcW w:type="dxa" w:w="1944"/>
-            <w:tcMar>
-              <w:top w:w="100" w:type="dxa"/>
-              <w:start w:w="120" w:type="dxa"/>
-              <w:bottom w:w="100" w:type="dxa"/>
-              <w:end w:w="120" w:type="dxa"/>
-            </w:tcMar>
-            <w:vAlign w:val="center"/>
-            <w:shd w:fill="F5F8FA"/>
-          </w:tcPr>
-          <w:p>
-            <w:pPr>
-              <w:bidi/>
-              <w:jc w:val="right"/>
-            </w:pPr>
-            <w:r>
-              <w:rPr>
-                <w:rFonts w:ascii="Aptos" w:hAnsi="Aptos" w:eastAsia="Aptos"/>
-                <w:b w:val="0"/>
-                <w:color w:val="263746"/>
-                <w:sz w:val="17"/>
-              </w:rPr>
-              <w:t>קריאה</w:t>
-            </w:r>
-          </w:p>
-        </w:tc>
-        <w:tc>
-          <w:tcPr>
-            <w:tcW w:type="dxa" w:w="5832"/>
-            <w:tcMar>
-              <w:top w:w="100" w:type="dxa"/>
-              <w:start w:w="120" w:type="dxa"/>
-              <w:bottom w:w="100" w:type="dxa"/>
-              <w:end w:w="120" w:type="dxa"/>
-            </w:tcMar>
-            <w:vAlign w:val="center"/>
-            <w:shd w:fill="F5F8FA"/>
-          </w:tcPr>
-          <w:p>
-            <w:pPr>
-              <w:bidi/>
-              <w:jc w:val="right"/>
-            </w:pPr>
-            <w:r>
-              <w:rPr>
-                <w:rFonts w:ascii="Aptos" w:hAnsi="Aptos" w:eastAsia="Aptos"/>
-                <w:b w:val="0"/>
-                <w:color w:val="263746"/>
-                <w:sz w:val="17"/>
-              </w:rPr>
-              <w:t>place_id; קורא פרטים נוספים ושעות אם קיימים.</w:t>
-            </w:r>
-          </w:p>
-        </w:tc>
-      </w:tr>
-      <w:tr>
-        <w:tc>
-          <w:tcPr>
-            <w:tcW w:type="dxa" w:w="1944"/>
-            <w:tcMar>
-              <w:top w:w="100" w:type="dxa"/>
-              <w:start w:w="120" w:type="dxa"/>
-              <w:bottom w:w="100" w:type="dxa"/>
-              <w:end w:w="120" w:type="dxa"/>
-            </w:tcMar>
-            <w:vAlign w:val="center"/>
-          </w:tcPr>
-          <w:p>
-            <w:pPr>
-              <w:bidi/>
-              <w:jc w:val="right"/>
-            </w:pPr>
-            <w:r>
-              <w:rPr>
-                <w:rFonts w:ascii="Aptos" w:hAnsi="Aptos" w:eastAsia="Aptos"/>
-                <w:b/>
-                <w:color w:val="17324D"/>
-                <w:sz w:val="17"/>
-              </w:rPr>
-              <w:t>מאגר מקומות</w:t>
-            </w:r>
-          </w:p>
-        </w:tc>
-        <w:tc>
-          <w:tcPr>
-            <w:tcW w:type="dxa" w:w="1944"/>
-            <w:tcMar>
-              <w:top w:w="100" w:type="dxa"/>
-              <w:start w:w="120" w:type="dxa"/>
-              <w:bottom w:w="100" w:type="dxa"/>
-              <w:end w:w="120" w:type="dxa"/>
-            </w:tcMar>
-            <w:vAlign w:val="center"/>
-          </w:tcPr>
-          <w:p>
-            <w:pPr>
-              <w:bidi/>
-              <w:jc w:val="right"/>
-            </w:pPr>
-            <w:r>
-              <w:rPr>
-                <w:rFonts w:ascii="Aptos" w:hAnsi="Aptos" w:eastAsia="Aptos"/>
-                <w:b w:val="0"/>
-                <w:color w:val="263746"/>
-                <w:sz w:val="17"/>
-              </w:rPr>
-              <w:t>קריאה בלבד</w:t>
-            </w:r>
-          </w:p>
-        </w:tc>
-        <w:tc>
-          <w:tcPr>
-            <w:tcW w:type="dxa" w:w="5832"/>
-            <w:tcMar>
-              <w:top w:w="100" w:type="dxa"/>
-              <w:start w:w="120" w:type="dxa"/>
-              <w:bottom w:w="100" w:type="dxa"/>
-              <w:end w:w="120" w:type="dxa"/>
-            </w:tcMar>
-            <w:vAlign w:val="center"/>
-          </w:tcPr>
-          <w:p>
-            <w:pPr>
-              <w:bidi/>
-              <w:jc w:val="right"/>
-            </w:pPr>
-            <w:r>
-              <w:rPr>
-                <w:rFonts w:ascii="Aptos" w:hAnsi="Aptos" w:eastAsia="Aptos"/>
-                <w:b w:val="0"/>
-                <w:color w:val="263746"/>
-                <w:sz w:val="17"/>
-              </w:rPr>
-              <w:t>רשומות מקומות; אין כתיבה למאגר.</w:t>
-            </w:r>
-          </w:p>
-        </w:tc>
-      </w:tr>
-    </w:tbl>
-    <w:p>
-      <w:pPr>
-        <w:spacing w:after="20"/>
-      </w:pPr>
-    </w:p>
-    <w:p>
-      <w:pPr>
-        <w:bidi/>
-        <w:spacing w:before="260" w:after="100"/>
-        <w:jc w:val="right"/>
-      </w:pPr>
-      <w:r>
-        <w:rPr>
-          <w:rFonts w:ascii="Aptos" w:hAnsi="Aptos" w:eastAsia="Aptos"/>
-          <w:b/>
-          <w:color w:val="17324D"/>
-          <w:sz w:val="32"/>
-        </w:rPr>
-        <w:t>חיבור למימוש הקיים</w:t>
-      </w:r>
-    </w:p>
-    <w:tbl>
-      <w:tblPr>
-        <w:tblW w:type="auto" w:w="0"/>
-        <w:jc w:val="center"/>
-        <w:tblLayout w:type="fixed"/>
-        <w:tblLook w:firstColumn="1" w:firstRow="1" w:lastColumn="0" w:lastRow="0" w:noHBand="0" w:noVBand="1" w:val="04A0"/>
-        <w:tblBorders>
-          <w:top w:val="single" w:sz="5" w:color="D9E1E8"/>
-          <w:left w:val="single" w:sz="5" w:color="D9E1E8"/>
-          <w:bottom w:val="single" w:sz="5" w:color="D9E1E8"/>
-          <w:right w:val="single" w:sz="5" w:color="D9E1E8"/>
-          <w:insideH w:val="single" w:sz="5" w:color="D9E1E8"/>
-          <w:insideV w:val="single" w:sz="5" w:color="D9E1E8"/>
-        </w:tblBorders>
-      </w:tblPr>
-      <w:tblGrid>
-        <w:gridCol w:w="3389"/>
-        <w:gridCol w:w="3389"/>
-        <w:gridCol w:w="3389"/>
-      </w:tblGrid>
-      <w:tr>
-        <w:tc>
-          <w:tcPr>
-            <w:tcW w:type="dxa" w:w="1944"/>
-            <w:shd w:fill="17324D"/>
-            <w:tcMar>
-              <w:top w:w="100" w:type="dxa"/>
-              <w:start w:w="120" w:type="dxa"/>
-              <w:bottom w:w="100" w:type="dxa"/>
-              <w:end w:w="120" w:type="dxa"/>
-            </w:tcMar>
-            <w:vAlign w:val="center"/>
-          </w:tcPr>
-          <w:p>
-            <w:pPr>
-              <w:bidi/>
-              <w:jc w:val="right"/>
-            </w:pPr>
-            <w:r>
-              <w:rPr>
-                <w:rFonts w:ascii="Aptos" w:hAnsi="Aptos" w:eastAsia="Aptos"/>
-                <w:b/>
-                <w:color w:val="FFFFFF"/>
-                <w:sz w:val="18"/>
-              </w:rPr>
-              <w:t>קובץ / רכיב</w:t>
-            </w:r>
-          </w:p>
-        </w:tc>
-        <w:tc>
-          <w:tcPr>
-            <w:tcW w:type="dxa" w:w="1944"/>
-            <w:shd w:fill="17324D"/>
-            <w:tcMar>
-              <w:top w:w="100" w:type="dxa"/>
-              <w:start w:w="120" w:type="dxa"/>
-              <w:bottom w:w="100" w:type="dxa"/>
-              <w:end w:w="120" w:type="dxa"/>
-            </w:tcMar>
-            <w:vAlign w:val="center"/>
-          </w:tcPr>
-          <w:p>
-            <w:pPr>
-              <w:bidi/>
-              <w:jc w:val="right"/>
-            </w:pPr>
-            <w:r>
-              <w:rPr>
-                <w:rFonts w:ascii="Aptos" w:hAnsi="Aptos" w:eastAsia="Aptos"/>
-                <w:b/>
-                <w:color w:val="FFFFFF"/>
-                <w:sz w:val="18"/>
-              </w:rPr>
-              <w:t>מה לשנות או לבדוק</w:t>
-            </w:r>
-          </w:p>
-        </w:tc>
-        <w:tc>
-          <w:tcPr>
-            <w:tcW w:type="dxa" w:w="5832"/>
-            <w:shd w:fill="17324D"/>
-            <w:tcMar>
-              <w:top w:w="100" w:type="dxa"/>
-              <w:start w:w="120" w:type="dxa"/>
-              <w:bottom w:w="100" w:type="dxa"/>
-              <w:end w:w="120" w:type="dxa"/>
-            </w:tcMar>
-            <w:vAlign w:val="center"/>
-          </w:tcPr>
-          <w:p>
-            <w:pPr>
-              <w:bidi/>
-              <w:jc w:val="right"/>
-            </w:pPr>
-            <w:r>
-              <w:rPr>
-                <w:rFonts w:ascii="Aptos" w:hAnsi="Aptos" w:eastAsia="Aptos"/>
-                <w:b/>
-                <w:color w:val="FFFFFF"/>
-                <w:sz w:val="18"/>
-              </w:rPr>
-              <w:t>תוצר נדרש</w:t>
-            </w:r>
-          </w:p>
-        </w:tc>
-      </w:tr>
-      <w:tr>
-        <w:tc>
-          <w:tcPr>
-            <w:tcW w:type="dxa" w:w="1944"/>
-            <w:tcMar>
-              <w:top w:w="100" w:type="dxa"/>
-              <w:start w:w="120" w:type="dxa"/>
-              <w:bottom w:w="100" w:type="dxa"/>
-              <w:end w:w="120" w:type="dxa"/>
-            </w:tcMar>
-            <w:vAlign w:val="center"/>
-          </w:tcPr>
-          <w:p>
-            <w:pPr>
-              <w:bidi/>
-              <w:jc w:val="right"/>
-            </w:pPr>
-            <w:r>
-              <w:rPr>
-                <w:rFonts w:ascii="Aptos" w:hAnsi="Aptos" w:eastAsia="Aptos"/>
-                <w:b/>
-                <w:color w:val="17324D"/>
-                <w:sz w:val="17"/>
-              </w:rPr>
-              <w:t>systems/multi_agent.py</w:t>
-            </w:r>
-          </w:p>
-        </w:tc>
-        <w:tc>
-          <w:tcPr>
-            <w:tcW w:type="dxa" w:w="1944"/>
-            <w:tcMar>
-              <w:top w:w="100" w:type="dxa"/>
-              <w:start w:w="120" w:type="dxa"/>
-              <w:bottom w:w="100" w:type="dxa"/>
-              <w:end w:w="120" w:type="dxa"/>
-            </w:tcMar>
-            <w:vAlign w:val="center"/>
-          </w:tcPr>
-          <w:p>
-            <w:pPr>
-              <w:bidi/>
-              <w:jc w:val="right"/>
-            </w:pPr>
-            <w:r>
-              <w:rPr>
-                <w:rFonts w:ascii="Aptos" w:hAnsi="Aptos" w:eastAsia="Aptos"/>
-                <w:b w:val="0"/>
-                <w:color w:val="263746"/>
-                <w:sz w:val="17"/>
-              </w:rPr>
-              <w:t>לשמר allowlist places וגבולות max_iter=4/max_exec=60s</w:t>
-            </w:r>
-          </w:p>
-        </w:tc>
-        <w:tc>
-          <w:tcPr>
-            <w:tcW w:type="dxa" w:w="5832"/>
-            <w:tcMar>
-              <w:top w:w="100" w:type="dxa"/>
-              <w:start w:w="120" w:type="dxa"/>
-              <w:bottom w:w="100" w:type="dxa"/>
-              <w:end w:w="120" w:type="dxa"/>
-            </w:tcMar>
-            <w:vAlign w:val="center"/>
-          </w:tcPr>
-          <w:p>
-            <w:pPr>
-              <w:bidi/>
-              <w:jc w:val="right"/>
-            </w:pPr>
-            <w:r>
-              <w:rPr>
-                <w:rFonts w:ascii="Aptos" w:hAnsi="Aptos" w:eastAsia="Aptos"/>
-                <w:b w:val="0"/>
-                <w:color w:val="263746"/>
-                <w:sz w:val="17"/>
-              </w:rPr>
-              <w:t>PlaceShortlist יוצא אחרי package.</w:t>
-            </w:r>
-          </w:p>
-        </w:tc>
-      </w:tr>
-      <w:tr>
-        <w:tc>
-          <w:tcPr>
-            <w:tcW w:type="dxa" w:w="1944"/>
-            <w:tcMar>
-              <w:top w:w="100" w:type="dxa"/>
-              <w:start w:w="120" w:type="dxa"/>
-              <w:bottom w:w="100" w:type="dxa"/>
-              <w:end w:w="120" w:type="dxa"/>
-            </w:tcMar>
-            <w:vAlign w:val="center"/>
-            <w:shd w:fill="F5F8FA"/>
-          </w:tcPr>
-          <w:p>
-            <w:pPr>
-              <w:bidi/>
-              <w:jc w:val="right"/>
-            </w:pPr>
-            <w:r>
-              <w:rPr>
-                <w:rFonts w:ascii="Aptos" w:hAnsi="Aptos" w:eastAsia="Aptos"/>
-                <w:b/>
-                <w:color w:val="17324D"/>
-                <w:sz w:val="17"/>
-              </w:rPr>
-              <w:t>systems/agent_common.py</w:t>
-            </w:r>
-          </w:p>
-        </w:tc>
-        <w:tc>
-          <w:tcPr>
-            <w:tcW w:type="dxa" w:w="1944"/>
-            <w:tcMar>
-              <w:top w:w="100" w:type="dxa"/>
-              <w:start w:w="120" w:type="dxa"/>
-              <w:bottom w:w="100" w:type="dxa"/>
-              <w:end w:w="120" w:type="dxa"/>
-            </w:tcMar>
-            <w:vAlign w:val="center"/>
-            <w:shd w:fill="F5F8FA"/>
-          </w:tcPr>
-          <w:p>
-            <w:pPr>
-              <w:bidi/>
-              <w:jc w:val="right"/>
-            </w:pPr>
-            <w:r>
-              <w:rPr>
-                <w:rFonts w:ascii="Aptos" w:hAnsi="Aptos" w:eastAsia="Aptos"/>
-                <w:b w:val="0"/>
-                <w:color w:val="263746"/>
-                <w:sz w:val="17"/>
-              </w:rPr>
-              <w:t>לבדוק בניית request_context והעברת lodging</w:t>
-            </w:r>
-          </w:p>
-        </w:tc>
-        <w:tc>
-          <w:tcPr>
-            <w:tcW w:type="dxa" w:w="5832"/>
-            <w:tcMar>
-              <w:top w:w="100" w:type="dxa"/>
-              <w:start w:w="120" w:type="dxa"/>
-              <w:bottom w:w="100" w:type="dxa"/>
-              <w:end w:w="120" w:type="dxa"/>
-            </w:tcMar>
-            <w:vAlign w:val="center"/>
-            <w:shd w:fill="F5F8FA"/>
-          </w:tcPr>
-          <w:p>
-            <w:pPr>
-              <w:bidi/>
-              <w:jc w:val="right"/>
-            </w:pPr>
-            <w:r>
-              <w:rPr>
-                <w:rFonts w:ascii="Aptos" w:hAnsi="Aptos" w:eastAsia="Aptos"/>
-                <w:b w:val="0"/>
-                <w:color w:val="263746"/>
-                <w:sz w:val="17"/>
-              </w:rPr>
-              <w:t>lat/lon/ref מגיעים מחבילת הלינה.</w:t>
-            </w:r>
-          </w:p>
-        </w:tc>
-      </w:tr>
-      <w:tr>
-        <w:tc>
-          <w:tcPr>
-            <w:tcW w:type="dxa" w:w="1944"/>
-            <w:tcMar>
-              <w:top w:w="100" w:type="dxa"/>
-              <w:start w:w="120" w:type="dxa"/>
-              <w:bottom w:w="100" w:type="dxa"/>
-              <w:end w:w="120" w:type="dxa"/>
-            </w:tcMar>
-            <w:vAlign w:val="center"/>
-          </w:tcPr>
-          <w:p>
-            <w:pPr>
-              <w:bidi/>
-              <w:jc w:val="right"/>
-            </w:pPr>
-            <w:r>
-              <w:rPr>
-                <w:rFonts w:ascii="Aptos" w:hAnsi="Aptos" w:eastAsia="Aptos"/>
-                <w:b/>
-                <w:color w:val="17324D"/>
-                <w:sz w:val="17"/>
-              </w:rPr>
-              <w:t>systems/crew_tools.py</w:t>
-            </w:r>
-          </w:p>
-        </w:tc>
-        <w:tc>
-          <w:tcPr>
-            <w:tcW w:type="dxa" w:w="1944"/>
-            <w:tcMar>
-              <w:top w:w="100" w:type="dxa"/>
-              <w:start w:w="120" w:type="dxa"/>
-              <w:bottom w:w="100" w:type="dxa"/>
-              <w:end w:w="120" w:type="dxa"/>
-            </w:tcMar>
-            <w:vAlign w:val="center"/>
-          </w:tcPr>
-          <w:p>
-            <w:pPr>
-              <w:bidi/>
-              <w:jc w:val="right"/>
-            </w:pPr>
-            <w:r>
-              <w:rPr>
-                <w:rFonts w:ascii="Aptos" w:hAnsi="Aptos" w:eastAsia="Aptos"/>
-                <w:b w:val="0"/>
-                <w:color w:val="263746"/>
-                <w:sz w:val="17"/>
-              </w:rPr>
-              <w:t>לבדוק schemas והרשאות לכלים</w:t>
-            </w:r>
-          </w:p>
-        </w:tc>
-        <w:tc>
-          <w:tcPr>
-            <w:tcW w:type="dxa" w:w="5832"/>
-            <w:tcMar>
-              <w:top w:w="100" w:type="dxa"/>
-              <w:start w:w="120" w:type="dxa"/>
-              <w:bottom w:w="100" w:type="dxa"/>
-              <w:end w:w="120" w:type="dxa"/>
-            </w:tcMar>
-            <w:vAlign w:val="center"/>
-          </w:tcPr>
-          <w:p>
-            <w:pPr>
-              <w:bidi/>
-              <w:jc w:val="right"/>
-            </w:pPr>
-            <w:r>
-              <w:rPr>
-                <w:rFonts w:ascii="Aptos" w:hAnsi="Aptos" w:eastAsia="Aptos"/>
-                <w:b w:val="0"/>
-                <w:color w:val="263746"/>
-                <w:sz w:val="17"/>
-              </w:rPr>
-              <w:t>ToolLog לכל חיפוש ופרטי מקום.</w:t>
-            </w:r>
-          </w:p>
-        </w:tc>
-      </w:tr>
-      <w:tr>
-        <w:tc>
-          <w:tcPr>
-            <w:tcW w:type="dxa" w:w="1944"/>
-            <w:tcMar>
-              <w:top w:w="100" w:type="dxa"/>
-              <w:start w:w="120" w:type="dxa"/>
-              <w:bottom w:w="100" w:type="dxa"/>
-              <w:end w:w="120" w:type="dxa"/>
-            </w:tcMar>
-            <w:vAlign w:val="center"/>
-            <w:shd w:fill="F5F8FA"/>
-          </w:tcPr>
-          <w:p>
-            <w:pPr>
-              <w:bidi/>
-              <w:jc w:val="right"/>
-            </w:pPr>
-            <w:r>
-              <w:rPr>
-                <w:rFonts w:ascii="Aptos" w:hAnsi="Aptos" w:eastAsia="Aptos"/>
-                <w:b/>
-                <w:color w:val="17324D"/>
-                <w:sz w:val="17"/>
-              </w:rPr>
-              <w:t>models.py</w:t>
-            </w:r>
-          </w:p>
-        </w:tc>
-        <w:tc>
-          <w:tcPr>
-            <w:tcW w:type="dxa" w:w="1944"/>
-            <w:tcMar>
-              <w:top w:w="100" w:type="dxa"/>
-              <w:start w:w="120" w:type="dxa"/>
-              <w:bottom w:w="100" w:type="dxa"/>
-              <w:end w:w="120" w:type="dxa"/>
-            </w:tcMar>
-            <w:vAlign w:val="center"/>
-            <w:shd w:fill="F5F8FA"/>
-          </w:tcPr>
-          <w:p>
-            <w:pPr>
-              <w:bidi/>
-              <w:jc w:val="right"/>
-            </w:pPr>
-            <w:r>
-              <w:rPr>
-                <w:rFonts w:ascii="Aptos" w:hAnsi="Aptos" w:eastAsia="Aptos"/>
-                <w:b w:val="0"/>
-                <w:color w:val="263746"/>
-                <w:sz w:val="17"/>
-              </w:rPr>
-              <w:t>PlaceShortlist ורשומות מקום</w:t>
-            </w:r>
-          </w:p>
-        </w:tc>
-        <w:tc>
-          <w:tcPr>
-            <w:tcW w:type="dxa" w:w="5832"/>
-            <w:tcMar>
-              <w:top w:w="100" w:type="dxa"/>
-              <w:start w:w="120" w:type="dxa"/>
-              <w:bottom w:w="100" w:type="dxa"/>
-              <w:end w:w="120" w:type="dxa"/>
-            </w:tcMar>
-            <w:vAlign w:val="center"/>
-            <w:shd w:fill="F5F8FA"/>
-          </w:tcPr>
-          <w:p>
-            <w:pPr>
-              <w:bidi/>
-              <w:jc w:val="right"/>
-            </w:pPr>
-            <w:r>
-              <w:rPr>
-                <w:rFonts w:ascii="Aptos" w:hAnsi="Aptos" w:eastAsia="Aptos"/>
-                <w:b w:val="0"/>
-                <w:color w:val="263746"/>
-                <w:sz w:val="17"/>
-              </w:rPr>
-              <w:t>שדות unknowns/evidence מפורשים.</w:t>
-            </w:r>
-          </w:p>
-        </w:tc>
-      </w:tr>
-      <w:tr>
-        <w:tc>
-          <w:tcPr>
-            <w:tcW w:type="dxa" w:w="1944"/>
-            <w:tcMar>
-              <w:top w:w="100" w:type="dxa"/>
-              <w:start w:w="120" w:type="dxa"/>
-              <w:bottom w:w="100" w:type="dxa"/>
-              <w:end w:w="120" w:type="dxa"/>
-            </w:tcMar>
-            <w:vAlign w:val="center"/>
-          </w:tcPr>
-          <w:p>
-            <w:pPr>
-              <w:bidi/>
-              <w:jc w:val="right"/>
-            </w:pPr>
-            <w:r>
-              <w:rPr>
-                <w:rFonts w:ascii="Aptos" w:hAnsi="Aptos" w:eastAsia="Aptos"/>
-                <w:b/>
-                <w:color w:val="17324D"/>
-                <w:sz w:val="17"/>
-              </w:rPr>
-              <w:t>itinerary consumer</w:t>
-            </w:r>
-          </w:p>
-        </w:tc>
-        <w:tc>
-          <w:tcPr>
-            <w:tcW w:type="dxa" w:w="1944"/>
-            <w:tcMar>
-              <w:top w:w="100" w:type="dxa"/>
-              <w:start w:w="120" w:type="dxa"/>
-              <w:bottom w:w="100" w:type="dxa"/>
-              <w:end w:w="120" w:type="dxa"/>
-            </w:tcMar>
-            <w:vAlign w:val="center"/>
-          </w:tcPr>
-          <w:p>
-            <w:pPr>
-              <w:bidi/>
-              <w:jc w:val="right"/>
-            </w:pPr>
-            <w:r>
-              <w:rPr>
-                <w:rFonts w:ascii="Aptos" w:hAnsi="Aptos" w:eastAsia="Aptos"/>
-                <w:b w:val="0"/>
-                <w:color w:val="263746"/>
-                <w:sz w:val="17"/>
-              </w:rPr>
-              <w:t>לתאם שמות שדות place_id, minutes, opening_hours</w:t>
-            </w:r>
-          </w:p>
-        </w:tc>
-        <w:tc>
-          <w:tcPr>
-            <w:tcW w:type="dxa" w:w="5832"/>
-            <w:tcMar>
-              <w:top w:w="100" w:type="dxa"/>
-              <w:start w:w="120" w:type="dxa"/>
-              <w:bottom w:w="100" w:type="dxa"/>
-              <w:end w:w="120" w:type="dxa"/>
-            </w:tcMar>
-            <w:vAlign w:val="center"/>
-          </w:tcPr>
-          <w:p>
-            <w:pPr>
-              <w:bidi/>
-              <w:jc w:val="right"/>
-            </w:pPr>
-            <w:r>
-              <w:rPr>
-                <w:rFonts w:ascii="Aptos" w:hAnsi="Aptos" w:eastAsia="Aptos"/>
-                <w:b w:val="0"/>
-                <w:color w:val="263746"/>
-                <w:sz w:val="17"/>
-              </w:rPr>
-              <w:t>אין המרה מאבדת נתונים.</w:t>
-            </w:r>
-          </w:p>
-        </w:tc>
-      </w:tr>
-      <w:tr>
-        <w:tc>
-          <w:tcPr>
-            <w:tcW w:type="dxa" w:w="1944"/>
-            <w:tcMar>
-              <w:top w:w="100" w:type="dxa"/>
-              <w:start w:w="120" w:type="dxa"/>
-              <w:bottom w:w="100" w:type="dxa"/>
-              <w:end w:w="120" w:type="dxa"/>
-            </w:tcMar>
-            <w:vAlign w:val="center"/>
-            <w:shd w:fill="F5F8FA"/>
-          </w:tcPr>
-          <w:p>
-            <w:pPr>
-              <w:bidi/>
-              <w:jc w:val="right"/>
-            </w:pPr>
-            <w:r>
-              <w:rPr>
-                <w:rFonts w:ascii="Aptos" w:hAnsi="Aptos" w:eastAsia="Aptos"/>
-                <w:b/>
-                <w:color w:val="17324D"/>
-                <w:sz w:val="17"/>
-              </w:rPr>
-              <w:t>tests/test_agents_wiring.py / test_tools.py</w:t>
-            </w:r>
-          </w:p>
-        </w:tc>
-        <w:tc>
-          <w:tcPr>
-            <w:tcW w:type="dxa" w:w="1944"/>
-            <w:tcMar>
-              <w:top w:w="100" w:type="dxa"/>
-              <w:start w:w="120" w:type="dxa"/>
-              <w:bottom w:w="100" w:type="dxa"/>
-              <w:end w:w="120" w:type="dxa"/>
-            </w:tcMar>
-            <w:vAlign w:val="center"/>
-            <w:shd w:fill="F5F8FA"/>
-          </w:tcPr>
-          <w:p>
-            <w:pPr>
-              <w:bidi/>
-              <w:jc w:val="right"/>
-            </w:pPr>
-            <w:r>
-              <w:rPr>
-                <w:rFonts w:ascii="Aptos" w:hAnsi="Aptos" w:eastAsia="Aptos"/>
-                <w:b w:val="0"/>
-                <w:color w:val="263746"/>
-                <w:sz w:val="17"/>
-              </w:rPr>
-              <w:t>להוסיף fixtures לתוצאות מקומות</w:t>
-            </w:r>
-          </w:p>
-        </w:tc>
-        <w:tc>
-          <w:tcPr>
-            <w:tcW w:type="dxa" w:w="5832"/>
-            <w:tcMar>
-              <w:top w:w="100" w:type="dxa"/>
-              <w:start w:w="120" w:type="dxa"/>
-              <w:bottom w:w="100" w:type="dxa"/>
-              <w:end w:w="120" w:type="dxa"/>
-            </w:tcMar>
-            <w:vAlign w:val="center"/>
-            <w:shd w:fill="F5F8FA"/>
-          </w:tcPr>
-          <w:p>
-            <w:pPr>
-              <w:bidi/>
-              <w:jc w:val="right"/>
-            </w:pPr>
-            <w:r>
-              <w:rPr>
-                <w:rFonts w:ascii="Aptos" w:hAnsi="Aptos" w:eastAsia="Aptos"/>
-                <w:b w:val="0"/>
-                <w:color w:val="263746"/>
-                <w:sz w:val="17"/>
-              </w:rPr>
-              <w:t>בדיקת schema וזרימה רציפה.</w:t>
-            </w:r>
-          </w:p>
-        </w:tc>
-      </w:tr>
-    </w:tbl>
-    <w:p>
-      <w:pPr>
-        <w:spacing w:after="20"/>
-      </w:pPr>
-    </w:p>
-    <w:p>
-      <w:pPr>
-        <w:bidi/>
-        <w:spacing w:before="260" w:after="100"/>
-        <w:jc w:val="right"/>
-      </w:pPr>
-      <w:r>
-        <w:rPr>
-          <w:rFonts w:ascii="Aptos" w:hAnsi="Aptos" w:eastAsia="Aptos"/>
-          <w:b/>
-          <w:color w:val="17324D"/>
-          <w:sz w:val="32"/>
-        </w:rPr>
-        <w:t>כללי איכות, מקורות ונתונים</w:t>
+        <w:t xml:space="preserve">    place_id: str</w:t>
       </w:r>
     </w:p>
     <w:p>
       <w:pPr>
-        <w:pStyle w:val="ListBullet"/>
-        <w:bidi/>
-        <w:spacing w:after="60"/>
-        <w:jc w:val="right"/>
+        <w:widowControl/>
+        <w:bidi w:val="0"/>
+        <w:spacing w:after="0" w:line="240" w:lineRule="auto"/>
+        <w:jc w:val="left"/>
       </w:pPr>
       <w:r>
         <w:rPr>
-          <w:rFonts w:ascii="Aptos" w:hAnsi="Aptos" w:eastAsia="Aptos"/>
-          <w:b w:val="0"/>
-          <w:color w:val="263746"/>
-          <w:sz w:val="20"/>
+          <w:rFonts w:ascii="DejaVu Sans Mono" w:hAnsi="DejaVu Sans Mono" w:cs="DejaVu Sans Mono"/>
+          <w:color w:val="000000"/>
+          <w:sz w:val="17"/>
         </w:rPr>
-        <w:t>לא לשכפל אותו מקום לפי וריאציות שם; להשתמש ב־place_id.</w:t>
+        <w:t xml:space="preserve">    category: str = ""</w:t>
       </w:r>
     </w:p>
     <w:p>
       <w:pPr>
-        <w:pStyle w:val="ListBullet"/>
-        <w:bidi/>
-        <w:spacing w:after="60"/>
-        <w:jc w:val="right"/>
+        <w:widowControl/>
+        <w:bidi w:val="0"/>
+        <w:spacing w:after="0" w:line="240" w:lineRule="auto"/>
+        <w:jc w:val="left"/>
       </w:pPr>
       <w:r>
         <w:rPr>
-          <w:rFonts w:ascii="Aptos" w:hAnsi="Aptos" w:eastAsia="Aptos"/>
-          <w:b w:val="0"/>
-          <w:color w:val="263746"/>
-          <w:sz w:val="20"/>
+          <w:rFonts w:ascii="DejaVu Sans Mono" w:hAnsi="DejaVu Sans Mono" w:cs="DejaVu Sans Mono"/>
+          <w:color w:val="000000"/>
+          <w:sz w:val="17"/>
         </w:rPr>
-        <w:t>כל עובדה תלוית זמן (שעות/מחיר/זמינות) מסומנת מקור ותאריך או unknown.</w:t>
+        <w:t xml:space="preserve">    indoor: str = "unknown"</w:t>
       </w:r>
     </w:p>
     <w:p>
       <w:pPr>
-        <w:pStyle w:val="ListBullet"/>
-        <w:bidi/>
-        <w:spacing w:after="60"/>
-        <w:jc w:val="right"/>
+        <w:widowControl/>
+        <w:bidi w:val="0"/>
+        <w:spacing w:after="0" w:line="240" w:lineRule="auto"/>
+        <w:jc w:val="left"/>
       </w:pPr>
       <w:r>
         <w:rPr>
-          <w:rFonts w:ascii="Aptos" w:hAnsi="Aptos" w:eastAsia="Aptos"/>
-          <w:b w:val="0"/>
-          <w:color w:val="263746"/>
-          <w:sz w:val="20"/>
+          <w:rFonts w:ascii="DejaVu Sans Mono" w:hAnsi="DejaVu Sans Mono" w:cs="DejaVu Sans Mono"/>
+          <w:color w:val="000000"/>
+          <w:sz w:val="17"/>
         </w:rPr>
-        <w:t>אין להניח שכל עניין חופשי חייב להפוך לתגית; לשמר את הטקסט ואת נימוק ההתאמה.</w:t>
+        <w:t xml:space="preserve">    est_duration_min: int = 60</w:t>
       </w:r>
     </w:p>
     <w:p>
       <w:pPr>
-        <w:pStyle w:val="ListBullet"/>
-        <w:bidi/>
-        <w:spacing w:after="60"/>
-        <w:jc w:val="right"/>
+        <w:widowControl/>
+        <w:bidi w:val="0"/>
+        <w:spacing w:after="0" w:line="240" w:lineRule="auto"/>
+        <w:jc w:val="left"/>
       </w:pPr>
       <w:r>
         <w:rPr>
-          <w:rFonts w:ascii="Aptos" w:hAnsi="Aptos" w:eastAsia="Aptos"/>
-          <w:b w:val="0"/>
-          <w:color w:val="263746"/>
-          <w:sz w:val="20"/>
+          <w:rFonts w:ascii="DejaVu Sans Mono" w:hAnsi="DejaVu Sans Mono" w:cs="DejaVu Sans Mono"/>
+          <w:color w:val="000000"/>
+          <w:sz w:val="17"/>
         </w:rPr>
-        <w:t>תוצאות מותאמות לימים גשומים רק כש־indoor ידוע; unknown אינו שקול ל־indoor.</w:t>
+        <w:t xml:space="preserve">    matched_prefs: list[str] = Field(default_factory=list)</w:t>
       </w:r>
     </w:p>
     <w:p>
       <w:pPr>
-        <w:bidi/>
-        <w:spacing w:before="260" w:after="100"/>
-        <w:jc w:val="right"/>
+        <w:widowControl/>
+        <w:bidi w:val="0"/>
+        <w:spacing w:after="0" w:line="240" w:lineRule="auto"/>
+        <w:jc w:val="left"/>
       </w:pPr>
       <w:r>
         <w:rPr>
-          <w:rFonts w:ascii="Aptos" w:hAnsi="Aptos" w:eastAsia="Aptos"/>
-          <w:b/>
-          <w:color w:val="17324D"/>
-          <w:sz w:val="32"/>
+          <w:rFonts w:ascii="DejaVu Sans Mono" w:hAnsi="DejaVu Sans Mono" w:cs="DejaVu Sans Mono"/>
+          <w:color w:val="000000"/>
+          <w:sz w:val="17"/>
         </w:rPr>
-        <w:t>כשל, retry וגבולות ריצה</w:t>
+        <w:t xml:space="preserve">    reason: str = ""</w:t>
       </w:r>
     </w:p>
     <w:p>
       <w:pPr>
-        <w:pStyle w:val="ListBullet"/>
-        <w:bidi/>
-        <w:spacing w:after="60"/>
-        <w:jc w:val="right"/>
+        <w:widowControl/>
+        <w:bidi w:val="0"/>
+        <w:spacing w:after="0" w:line="240" w:lineRule="auto"/>
+        <w:jc w:val="left"/>
       </w:pPr>
       <w:r>
         <w:rPr>
-          <w:rFonts w:ascii="Aptos" w:hAnsi="Aptos" w:eastAsia="Aptos"/>
-          <w:b w:val="0"/>
-          <w:color w:val="263746"/>
-          <w:sz w:val="20"/>
+          <w:rFonts w:ascii="DejaVu Sans Mono" w:hAnsi="DejaVu Sans Mono" w:cs="DejaVu Sans Mono"/>
+          <w:color w:val="000000"/>
+          <w:sz w:val="17"/>
         </w:rPr>
-        <w:t>אם lodging coordinates חסרים, להמשיך בחיפוש עירוני בלי לטעון למרחק מלינה ולדווח limitation.</w:t>
+        <w:t xml:space="preserve">    source_call_id: str = ""</w:t>
       </w:r>
     </w:p>
     <w:p>
       <w:pPr>
-        <w:pStyle w:val="ListBullet"/>
-        <w:bidi/>
-        <w:spacing w:after="60"/>
-        <w:jc w:val="right"/>
+        <w:widowControl/>
+        <w:bidi w:val="0"/>
+        <w:spacing w:after="0" w:line="240" w:lineRule="auto"/>
+        <w:jc w:val="left"/>
       </w:pPr>
       <w:r>
         <w:rPr>
-          <w:rFonts w:ascii="Aptos" w:hAnsi="Aptos" w:eastAsia="Aptos"/>
-          <w:b w:val="0"/>
-          <w:color w:val="263746"/>
-          <w:sz w:val="20"/>
+          <w:rFonts w:ascii="DejaVu Sans Mono" w:hAnsi="DejaVu Sans Mono" w:cs="DejaVu Sans Mono"/>
+          <w:color w:val="000000"/>
+          <w:sz w:val="17"/>
         </w:rPr>
-        <w:t>אם אין מקומות, להחזיר shortlist ריק עם סיבת חיפוש/coverage ולא להמציא תוצאה.</w:t>
+        <w:t>class PlaceShortlist(BaseModel):</w:t>
       </w:r>
     </w:p>
     <w:p>
       <w:pPr>
-        <w:pStyle w:val="ListBullet"/>
-        <w:bidi/>
-        <w:spacing w:after="60"/>
-        <w:jc w:val="right"/>
+        <w:widowControl/>
+        <w:bidi w:val="0"/>
+        <w:spacing w:after="0" w:line="240" w:lineRule="auto"/>
+        <w:jc w:val="left"/>
       </w:pPr>
       <w:r>
         <w:rPr>
-          <w:rFonts w:ascii="Aptos" w:hAnsi="Aptos" w:eastAsia="Aptos"/>
-          <w:b w:val="0"/>
-          <w:color w:val="263746"/>
-          <w:sz w:val="20"/>
+          <w:rFonts w:ascii="DejaVu Sans Mono" w:hAnsi="DejaVu Sans Mono" w:cs="DejaVu Sans Mono"/>
+          <w:color w:val="000000"/>
+          <w:sz w:val="17"/>
         </w:rPr>
-        <w:t>אם details לא זמינים, להשאיר שדות unknown ולא לקרוס.</w:t>
+        <w:t xml:space="preserve">    places: list[PlaceChoice]</w:t>
       </w:r>
     </w:p>
     <w:p>
       <w:pPr>
-        <w:pStyle w:val="ListBullet"/>
-        <w:bidi/>
-        <w:spacing w:after="60"/>
-        <w:jc w:val="right"/>
+        <w:widowControl/>
+        <w:bidi w:val="0"/>
+        <w:spacing w:after="0" w:line="240" w:lineRule="auto"/>
+        <w:jc w:val="left"/>
       </w:pPr>
       <w:r>
         <w:rPr>
-          <w:rFonts w:ascii="Aptos" w:hAnsi="Aptos" w:eastAsia="Aptos"/>
-          <w:b w:val="0"/>
-          <w:color w:val="263746"/>
-          <w:sz w:val="20"/>
+          <w:rFonts w:ascii="DejaVu Sans Mono" w:hAnsi="DejaVu Sans Mono" w:cs="DejaVu Sans Mono"/>
+          <w:color w:val="000000"/>
+          <w:sz w:val="17"/>
         </w:rPr>
-        <w:t>Tool timeout/שגיאת provider נרשמים ב־ToolLog ונשארים גלויים.</w:t>
+        <w:t xml:space="preserve">    uncovered_prefs: list[str] = Field(default_factory=list)</w:t>
       </w:r>
     </w:p>
     <w:p>
       <w:pPr>
-        <w:bidi/>
-        <w:spacing w:before="260" w:after="100"/>
-        <w:jc w:val="right"/>
+        <w:pStyle w:val="Heading1"/>
+        <w:keepNext/>
+        <w:widowControl/>
+        <w:bidi w:val="1"/>
+        <w:spacing w:after="60" w:line="259" w:lineRule="auto"/>
+        <w:jc w:val="start"/>
       </w:pPr>
       <w:r>
         <w:rPr>
-          <w:rFonts w:ascii="Aptos" w:hAnsi="Aptos" w:eastAsia="Aptos"/>
-          <w:b/>
-          <w:color w:val="17324D"/>
-          <w:sz w:val="32"/>
+          <w:rFonts w:ascii="Arial" w:hAnsi="Arial" w:cs="Arial"/>
+          <w:color w:val="000000"/>
+          <w:sz w:val="28"/>
         </w:rPr>
-        <w:t>בדיקות קבלה</w:t>
-      </w:r>
-    </w:p>
-    <w:tbl>
-      <w:tblPr>
-        <w:tblW w:type="auto" w:w="0"/>
-        <w:jc w:val="center"/>
-        <w:tblLayout w:type="fixed"/>
-        <w:tblLook w:firstColumn="1" w:firstRow="1" w:lastColumn="0" w:lastRow="0" w:noHBand="0" w:noVBand="1" w:val="04A0"/>
-        <w:tblBorders>
-          <w:top w:val="single" w:sz="5" w:color="D9E1E8"/>
-          <w:left w:val="single" w:sz="5" w:color="D9E1E8"/>
-          <w:bottom w:val="single" w:sz="5" w:color="D9E1E8"/>
-          <w:right w:val="single" w:sz="5" w:color="D9E1E8"/>
-          <w:insideH w:val="single" w:sz="5" w:color="D9E1E8"/>
-          <w:insideV w:val="single" w:sz="5" w:color="D9E1E8"/>
-        </w:tblBorders>
-      </w:tblPr>
-      <w:tblGrid>
-        <w:gridCol w:w="3389"/>
-        <w:gridCol w:w="3389"/>
-        <w:gridCol w:w="3389"/>
-      </w:tblGrid>
-      <w:tr>
-        <w:tc>
-          <w:tcPr>
-            <w:tcW w:type="dxa" w:w="1944"/>
-            <w:shd w:fill="17324D"/>
-            <w:tcMar>
-              <w:top w:w="100" w:type="dxa"/>
-              <w:start w:w="120" w:type="dxa"/>
-              <w:bottom w:w="100" w:type="dxa"/>
-              <w:end w:w="120" w:type="dxa"/>
-            </w:tcMar>
-            <w:vAlign w:val="center"/>
-          </w:tcPr>
-          <w:p>
-            <w:pPr>
-              <w:bidi/>
-              <w:jc w:val="right"/>
-            </w:pPr>
-            <w:r>
-              <w:rPr>
-                <w:rFonts w:ascii="Aptos" w:hAnsi="Aptos" w:eastAsia="Aptos"/>
-                <w:b/>
-                <w:color w:val="FFFFFF"/>
-                <w:sz w:val="18"/>
-              </w:rPr>
-              <w:t>תרחיש</w:t>
-            </w:r>
-          </w:p>
-        </w:tc>
-        <w:tc>
-          <w:tcPr>
-            <w:tcW w:type="dxa" w:w="1944"/>
-            <w:shd w:fill="17324D"/>
-            <w:tcMar>
-              <w:top w:w="100" w:type="dxa"/>
-              <w:start w:w="120" w:type="dxa"/>
-              <w:bottom w:w="100" w:type="dxa"/>
-              <w:end w:w="120" w:type="dxa"/>
-            </w:tcMar>
-            <w:vAlign w:val="center"/>
-          </w:tcPr>
-          <w:p>
-            <w:pPr>
-              <w:bidi/>
-              <w:jc w:val="right"/>
-            </w:pPr>
-            <w:r>
-              <w:rPr>
-                <w:rFonts w:ascii="Aptos" w:hAnsi="Aptos" w:eastAsia="Aptos"/>
-                <w:b/>
-                <w:color w:val="FFFFFF"/>
-                <w:sz w:val="18"/>
-              </w:rPr>
-              <w:t>תוצאה צפויה</w:t>
-            </w:r>
-          </w:p>
-        </w:tc>
-        <w:tc>
-          <w:tcPr>
-            <w:tcW w:type="dxa" w:w="5832"/>
-            <w:shd w:fill="17324D"/>
-            <w:tcMar>
-              <w:top w:w="100" w:type="dxa"/>
-              <w:start w:w="120" w:type="dxa"/>
-              <w:bottom w:w="100" w:type="dxa"/>
-              <w:end w:w="120" w:type="dxa"/>
-            </w:tcMar>
-            <w:vAlign w:val="center"/>
-          </w:tcPr>
-          <w:p>
-            <w:pPr>
-              <w:bidi/>
-              <w:jc w:val="right"/>
-            </w:pPr>
-            <w:r>
-              <w:rPr>
-                <w:rFonts w:ascii="Aptos" w:hAnsi="Aptos" w:eastAsia="Aptos"/>
-                <w:b/>
-                <w:color w:val="FFFFFF"/>
-                <w:sz w:val="18"/>
-              </w:rPr>
-              <w:t>ראיית הצלחה</w:t>
-            </w:r>
-          </w:p>
-        </w:tc>
-      </w:tr>
-      <w:tr>
-        <w:tc>
-          <w:tcPr>
-            <w:tcW w:type="dxa" w:w="1944"/>
-            <w:tcMar>
-              <w:top w:w="100" w:type="dxa"/>
-              <w:start w:w="120" w:type="dxa"/>
-              <w:bottom w:w="100" w:type="dxa"/>
-              <w:end w:w="120" w:type="dxa"/>
-            </w:tcMar>
-            <w:vAlign w:val="center"/>
-          </w:tcPr>
-          <w:p>
-            <w:pPr>
-              <w:bidi/>
-              <w:jc w:val="right"/>
-            </w:pPr>
-            <w:r>
-              <w:rPr>
-                <w:rFonts w:ascii="Aptos" w:hAnsi="Aptos" w:eastAsia="Aptos"/>
-                <w:b/>
-                <w:color w:val="17324D"/>
-                <w:sz w:val="17"/>
-              </w:rPr>
-              <w:t>תוצאות כפולות</w:t>
-            </w:r>
-          </w:p>
-        </w:tc>
-        <w:tc>
-          <w:tcPr>
-            <w:tcW w:type="dxa" w:w="1944"/>
-            <w:tcMar>
-              <w:top w:w="100" w:type="dxa"/>
-              <w:start w:w="120" w:type="dxa"/>
-              <w:bottom w:w="100" w:type="dxa"/>
-              <w:end w:w="120" w:type="dxa"/>
-            </w:tcMar>
-            <w:vAlign w:val="center"/>
-          </w:tcPr>
-          <w:p>
-            <w:pPr>
-              <w:bidi/>
-              <w:jc w:val="right"/>
-            </w:pPr>
-            <w:r>
-              <w:rPr>
-                <w:rFonts w:ascii="Aptos" w:hAnsi="Aptos" w:eastAsia="Aptos"/>
-                <w:b w:val="0"/>
-                <w:color w:val="263746"/>
-                <w:sz w:val="17"/>
-              </w:rPr>
-              <w:t>רשומה יחידה לכל place_id</w:t>
-            </w:r>
-          </w:p>
-        </w:tc>
-        <w:tc>
-          <w:tcPr>
-            <w:tcW w:type="dxa" w:w="5832"/>
-            <w:tcMar>
-              <w:top w:w="100" w:type="dxa"/>
-              <w:start w:w="120" w:type="dxa"/>
-              <w:bottom w:w="100" w:type="dxa"/>
-              <w:end w:w="120" w:type="dxa"/>
-            </w:tcMar>
-            <w:vAlign w:val="center"/>
-          </w:tcPr>
-          <w:p>
-            <w:pPr>
-              <w:bidi/>
-              <w:jc w:val="right"/>
-            </w:pPr>
-            <w:r>
-              <w:rPr>
-                <w:rFonts w:ascii="Aptos" w:hAnsi="Aptos" w:eastAsia="Aptos"/>
-                <w:b w:val="0"/>
-                <w:color w:val="263746"/>
-                <w:sz w:val="17"/>
-              </w:rPr>
-              <w:t>אין כפילויות בפלט.</w:t>
-            </w:r>
-          </w:p>
-        </w:tc>
-      </w:tr>
-      <w:tr>
-        <w:tc>
-          <w:tcPr>
-            <w:tcW w:type="dxa" w:w="1944"/>
-            <w:tcMar>
-              <w:top w:w="100" w:type="dxa"/>
-              <w:start w:w="120" w:type="dxa"/>
-              <w:bottom w:w="100" w:type="dxa"/>
-              <w:end w:w="120" w:type="dxa"/>
-            </w:tcMar>
-            <w:vAlign w:val="center"/>
-            <w:shd w:fill="F5F8FA"/>
-          </w:tcPr>
-          <w:p>
-            <w:pPr>
-              <w:bidi/>
-              <w:jc w:val="right"/>
-            </w:pPr>
-            <w:r>
-              <w:rPr>
-                <w:rFonts w:ascii="Aptos" w:hAnsi="Aptos" w:eastAsia="Aptos"/>
-                <w:b/>
-                <w:color w:val="17324D"/>
-                <w:sz w:val="17"/>
-              </w:rPr>
-              <w:t>avoid תואם לתוצאה</w:t>
-            </w:r>
-          </w:p>
-        </w:tc>
-        <w:tc>
-          <w:tcPr>
-            <w:tcW w:type="dxa" w:w="1944"/>
-            <w:tcMar>
-              <w:top w:w="100" w:type="dxa"/>
-              <w:start w:w="120" w:type="dxa"/>
-              <w:bottom w:w="100" w:type="dxa"/>
-              <w:end w:w="120" w:type="dxa"/>
-            </w:tcMar>
-            <w:vAlign w:val="center"/>
-            <w:shd w:fill="F5F8FA"/>
-          </w:tcPr>
-          <w:p>
-            <w:pPr>
-              <w:bidi/>
-              <w:jc w:val="right"/>
-            </w:pPr>
-            <w:r>
-              <w:rPr>
-                <w:rFonts w:ascii="Aptos" w:hAnsi="Aptos" w:eastAsia="Aptos"/>
-                <w:b w:val="0"/>
-                <w:color w:val="263746"/>
-                <w:sz w:val="17"/>
-              </w:rPr>
-              <w:t>התוצאה מוסרת או מסומנת מוחרגת</w:t>
-            </w:r>
-          </w:p>
-        </w:tc>
-        <w:tc>
-          <w:tcPr>
-            <w:tcW w:type="dxa" w:w="5832"/>
-            <w:tcMar>
-              <w:top w:w="100" w:type="dxa"/>
-              <w:start w:w="120" w:type="dxa"/>
-              <w:bottom w:w="100" w:type="dxa"/>
-              <w:end w:w="120" w:type="dxa"/>
-            </w:tcMar>
-            <w:vAlign w:val="center"/>
-            <w:shd w:fill="F5F8FA"/>
-          </w:tcPr>
-          <w:p>
-            <w:pPr>
-              <w:bidi/>
-              <w:jc w:val="right"/>
-            </w:pPr>
-            <w:r>
-              <w:rPr>
-                <w:rFonts w:ascii="Aptos" w:hAnsi="Aptos" w:eastAsia="Aptos"/>
-                <w:b w:val="0"/>
-                <w:color w:val="263746"/>
-                <w:sz w:val="17"/>
-              </w:rPr>
-              <w:t>אין מקום אסור ב־shortlist הסופי.</w:t>
-            </w:r>
-          </w:p>
-        </w:tc>
-      </w:tr>
-      <w:tr>
-        <w:tc>
-          <w:tcPr>
-            <w:tcW w:type="dxa" w:w="1944"/>
-            <w:tcMar>
-              <w:top w:w="100" w:type="dxa"/>
-              <w:start w:w="120" w:type="dxa"/>
-              <w:bottom w:w="100" w:type="dxa"/>
-              <w:end w:w="120" w:type="dxa"/>
-            </w:tcMar>
-            <w:vAlign w:val="center"/>
-          </w:tcPr>
-          <w:p>
-            <w:pPr>
-              <w:bidi/>
-              <w:jc w:val="right"/>
-            </w:pPr>
-            <w:r>
-              <w:rPr>
-                <w:rFonts w:ascii="Aptos" w:hAnsi="Aptos" w:eastAsia="Aptos"/>
-                <w:b/>
-                <w:color w:val="17324D"/>
-                <w:sz w:val="17"/>
-              </w:rPr>
-              <w:t>בקשה חופשית</w:t>
-            </w:r>
-          </w:p>
-        </w:tc>
-        <w:tc>
-          <w:tcPr>
-            <w:tcW w:type="dxa" w:w="1944"/>
-            <w:tcMar>
-              <w:top w:w="100" w:type="dxa"/>
-              <w:start w:w="120" w:type="dxa"/>
-              <w:bottom w:w="100" w:type="dxa"/>
-              <w:end w:w="120" w:type="dxa"/>
-            </w:tcMar>
-            <w:vAlign w:val="center"/>
-          </w:tcPr>
-          <w:p>
-            <w:pPr>
-              <w:bidi/>
-              <w:jc w:val="right"/>
-            </w:pPr>
-            <w:r>
-              <w:rPr>
-                <w:rFonts w:ascii="Aptos" w:hAnsi="Aptos" w:eastAsia="Aptos"/>
-                <w:b w:val="0"/>
-                <w:color w:val="263746"/>
-                <w:sz w:val="17"/>
-              </w:rPr>
-              <w:t>ההתאמה מוסברת ולא נעלמת</w:t>
-            </w:r>
-          </w:p>
-        </w:tc>
-        <w:tc>
-          <w:tcPr>
-            <w:tcW w:type="dxa" w:w="5832"/>
-            <w:tcMar>
-              <w:top w:w="100" w:type="dxa"/>
-              <w:start w:w="120" w:type="dxa"/>
-              <w:bottom w:w="100" w:type="dxa"/>
-              <w:end w:w="120" w:type="dxa"/>
-            </w:tcMar>
-            <w:vAlign w:val="center"/>
-          </w:tcPr>
-          <w:p>
-            <w:pPr>
-              <w:bidi/>
-              <w:jc w:val="right"/>
-            </w:pPr>
-            <w:r>
-              <w:rPr>
-                <w:rFonts w:ascii="Aptos" w:hAnsi="Aptos" w:eastAsia="Aptos"/>
-                <w:b w:val="0"/>
-                <w:color w:val="263746"/>
-                <w:sz w:val="17"/>
-              </w:rPr>
-              <w:t>fit_reason מצטט/מפרש את העדפת המשתמש.</w:t>
-            </w:r>
-          </w:p>
-        </w:tc>
-      </w:tr>
-      <w:tr>
-        <w:tc>
-          <w:tcPr>
-            <w:tcW w:type="dxa" w:w="1944"/>
-            <w:tcMar>
-              <w:top w:w="100" w:type="dxa"/>
-              <w:start w:w="120" w:type="dxa"/>
-              <w:bottom w:w="100" w:type="dxa"/>
-              <w:end w:w="120" w:type="dxa"/>
-            </w:tcMar>
-            <w:vAlign w:val="center"/>
-            <w:shd w:fill="F5F8FA"/>
-          </w:tcPr>
-          <w:p>
-            <w:pPr>
-              <w:bidi/>
-              <w:jc w:val="right"/>
-            </w:pPr>
-            <w:r>
-              <w:rPr>
-                <w:rFonts w:ascii="Aptos" w:hAnsi="Aptos" w:eastAsia="Aptos"/>
-                <w:b/>
-                <w:color w:val="17324D"/>
-                <w:sz w:val="17"/>
-              </w:rPr>
-              <w:t>גשם והעדפת indoor</w:t>
-            </w:r>
-          </w:p>
-        </w:tc>
-        <w:tc>
-          <w:tcPr>
-            <w:tcW w:type="dxa" w:w="1944"/>
-            <w:tcMar>
-              <w:top w:w="100" w:type="dxa"/>
-              <w:start w:w="120" w:type="dxa"/>
-              <w:bottom w:w="100" w:type="dxa"/>
-              <w:end w:w="120" w:type="dxa"/>
-            </w:tcMar>
-            <w:vAlign w:val="center"/>
-            <w:shd w:fill="F5F8FA"/>
-          </w:tcPr>
-          <w:p>
-            <w:pPr>
-              <w:bidi/>
-              <w:jc w:val="right"/>
-            </w:pPr>
-            <w:r>
-              <w:rPr>
-                <w:rFonts w:ascii="Aptos" w:hAnsi="Aptos" w:eastAsia="Aptos"/>
-                <w:b w:val="0"/>
-                <w:color w:val="263746"/>
-                <w:sz w:val="17"/>
-              </w:rPr>
-              <w:t>רק תוצאה indoor ידועה מקבלת עדיפות</w:t>
-            </w:r>
-          </w:p>
-        </w:tc>
-        <w:tc>
-          <w:tcPr>
-            <w:tcW w:type="dxa" w:w="5832"/>
-            <w:tcMar>
-              <w:top w:w="100" w:type="dxa"/>
-              <w:start w:w="120" w:type="dxa"/>
-              <w:bottom w:w="100" w:type="dxa"/>
-              <w:end w:w="120" w:type="dxa"/>
-            </w:tcMar>
-            <w:vAlign w:val="center"/>
-            <w:shd w:fill="F5F8FA"/>
-          </w:tcPr>
-          <w:p>
-            <w:pPr>
-              <w:bidi/>
-              <w:jc w:val="right"/>
-            </w:pPr>
-            <w:r>
-              <w:rPr>
-                <w:rFonts w:ascii="Aptos" w:hAnsi="Aptos" w:eastAsia="Aptos"/>
-                <w:b w:val="0"/>
-                <w:color w:val="263746"/>
-                <w:sz w:val="17"/>
-              </w:rPr>
-              <w:t>indoor=unknown נשאר לא ידוע.</w:t>
-            </w:r>
-          </w:p>
-        </w:tc>
-      </w:tr>
-      <w:tr>
-        <w:tc>
-          <w:tcPr>
-            <w:tcW w:type="dxa" w:w="1944"/>
-            <w:tcMar>
-              <w:top w:w="100" w:type="dxa"/>
-              <w:start w:w="120" w:type="dxa"/>
-              <w:bottom w:w="100" w:type="dxa"/>
-              <w:end w:w="120" w:type="dxa"/>
-            </w:tcMar>
-            <w:vAlign w:val="center"/>
-          </w:tcPr>
-          <w:p>
-            <w:pPr>
-              <w:bidi/>
-              <w:jc w:val="right"/>
-            </w:pPr>
-            <w:r>
-              <w:rPr>
-                <w:rFonts w:ascii="Aptos" w:hAnsi="Aptos" w:eastAsia="Aptos"/>
-                <w:b/>
-                <w:color w:val="17324D"/>
-                <w:sz w:val="17"/>
-              </w:rPr>
-              <w:t>שעות פתיחה חסרות</w:t>
-            </w:r>
-          </w:p>
-        </w:tc>
-        <w:tc>
-          <w:tcPr>
-            <w:tcW w:type="dxa" w:w="1944"/>
-            <w:tcMar>
-              <w:top w:w="100" w:type="dxa"/>
-              <w:start w:w="120" w:type="dxa"/>
-              <w:bottom w:w="100" w:type="dxa"/>
-              <w:end w:w="120" w:type="dxa"/>
-            </w:tcMar>
-            <w:vAlign w:val="center"/>
-          </w:tcPr>
-          <w:p>
-            <w:pPr>
-              <w:bidi/>
-              <w:jc w:val="right"/>
-            </w:pPr>
-            <w:r>
-              <w:rPr>
-                <w:rFonts w:ascii="Aptos" w:hAnsi="Aptos" w:eastAsia="Aptos"/>
-                <w:b w:val="0"/>
-                <w:color w:val="263746"/>
-                <w:sz w:val="17"/>
-              </w:rPr>
-              <w:t>השדה unknown</w:t>
-            </w:r>
-          </w:p>
-        </w:tc>
-        <w:tc>
-          <w:tcPr>
-            <w:tcW w:type="dxa" w:w="5832"/>
-            <w:tcMar>
-              <w:top w:w="100" w:type="dxa"/>
-              <w:start w:w="120" w:type="dxa"/>
-              <w:bottom w:w="100" w:type="dxa"/>
-              <w:end w:w="120" w:type="dxa"/>
-            </w:tcMar>
-            <w:vAlign w:val="center"/>
-          </w:tcPr>
-          <w:p>
-            <w:pPr>
-              <w:bidi/>
-              <w:jc w:val="right"/>
-            </w:pPr>
-            <w:r>
-              <w:rPr>
-                <w:rFonts w:ascii="Aptos" w:hAnsi="Aptos" w:eastAsia="Aptos"/>
-                <w:b w:val="0"/>
-                <w:color w:val="263746"/>
-                <w:sz w:val="17"/>
-              </w:rPr>
-              <w:t>אין קביעה שהמקום פתוח.</w:t>
-            </w:r>
-          </w:p>
-        </w:tc>
-      </w:tr>
-      <w:tr>
-        <w:tc>
-          <w:tcPr>
-            <w:tcW w:type="dxa" w:w="1944"/>
-            <w:tcMar>
-              <w:top w:w="100" w:type="dxa"/>
-              <w:start w:w="120" w:type="dxa"/>
-              <w:bottom w:w="100" w:type="dxa"/>
-              <w:end w:w="120" w:type="dxa"/>
-            </w:tcMar>
-            <w:vAlign w:val="center"/>
-            <w:shd w:fill="F5F8FA"/>
-          </w:tcPr>
-          <w:p>
-            <w:pPr>
-              <w:bidi/>
-              <w:jc w:val="right"/>
-            </w:pPr>
-            <w:r>
-              <w:rPr>
-                <w:rFonts w:ascii="Aptos" w:hAnsi="Aptos" w:eastAsia="Aptos"/>
-                <w:b/>
-                <w:color w:val="17324D"/>
-                <w:sz w:val="17"/>
-              </w:rPr>
-              <w:t>קואורדינטות לינה חסרות</w:t>
-            </w:r>
-          </w:p>
-        </w:tc>
-        <w:tc>
-          <w:tcPr>
-            <w:tcW w:type="dxa" w:w="1944"/>
-            <w:tcMar>
-              <w:top w:w="100" w:type="dxa"/>
-              <w:start w:w="120" w:type="dxa"/>
-              <w:bottom w:w="100" w:type="dxa"/>
-              <w:end w:w="120" w:type="dxa"/>
-            </w:tcMar>
-            <w:vAlign w:val="center"/>
-            <w:shd w:fill="F5F8FA"/>
-          </w:tcPr>
-          <w:p>
-            <w:pPr>
-              <w:bidi/>
-              <w:jc w:val="right"/>
-            </w:pPr>
-            <w:r>
-              <w:rPr>
-                <w:rFonts w:ascii="Aptos" w:hAnsi="Aptos" w:eastAsia="Aptos"/>
-                <w:b w:val="0"/>
-                <w:color w:val="263746"/>
-                <w:sz w:val="17"/>
-              </w:rPr>
-              <w:t>חיפוש עירוני ומגבלה</w:t>
-            </w:r>
-          </w:p>
-        </w:tc>
-        <w:tc>
-          <w:tcPr>
-            <w:tcW w:type="dxa" w:w="5832"/>
-            <w:tcMar>
-              <w:top w:w="100" w:type="dxa"/>
-              <w:start w:w="120" w:type="dxa"/>
-              <w:bottom w:w="100" w:type="dxa"/>
-              <w:end w:w="120" w:type="dxa"/>
-            </w:tcMar>
-            <w:vAlign w:val="center"/>
-            <w:shd w:fill="F5F8FA"/>
-          </w:tcPr>
-          <w:p>
-            <w:pPr>
-              <w:bidi/>
-              <w:jc w:val="right"/>
-            </w:pPr>
-            <w:r>
-              <w:rPr>
-                <w:rFonts w:ascii="Aptos" w:hAnsi="Aptos" w:eastAsia="Aptos"/>
-                <w:b w:val="0"/>
-                <w:color w:val="263746"/>
-                <w:sz w:val="17"/>
-              </w:rPr>
-              <w:t>distance לא מומצא.</w:t>
-            </w:r>
-          </w:p>
-        </w:tc>
-      </w:tr>
-      <w:tr>
-        <w:tc>
-          <w:tcPr>
-            <w:tcW w:type="dxa" w:w="1944"/>
-            <w:tcMar>
-              <w:top w:w="100" w:type="dxa"/>
-              <w:start w:w="120" w:type="dxa"/>
-              <w:bottom w:w="100" w:type="dxa"/>
-              <w:end w:w="120" w:type="dxa"/>
-            </w:tcMar>
-            <w:vAlign w:val="center"/>
-          </w:tcPr>
-          <w:p>
-            <w:pPr>
-              <w:bidi/>
-              <w:jc w:val="right"/>
-            </w:pPr>
-            <w:r>
-              <w:rPr>
-                <w:rFonts w:ascii="Aptos" w:hAnsi="Aptos" w:eastAsia="Aptos"/>
-                <w:b/>
-                <w:color w:val="17324D"/>
-                <w:sz w:val="17"/>
-              </w:rPr>
-              <w:t>תוצאות ריקות</w:t>
-            </w:r>
-          </w:p>
-        </w:tc>
-        <w:tc>
-          <w:tcPr>
-            <w:tcW w:type="dxa" w:w="1944"/>
-            <w:tcMar>
-              <w:top w:w="100" w:type="dxa"/>
-              <w:start w:w="120" w:type="dxa"/>
-              <w:bottom w:w="100" w:type="dxa"/>
-              <w:end w:w="120" w:type="dxa"/>
-            </w:tcMar>
-            <w:vAlign w:val="center"/>
-          </w:tcPr>
-          <w:p>
-            <w:pPr>
-              <w:bidi/>
-              <w:jc w:val="right"/>
-            </w:pPr>
-            <w:r>
-              <w:rPr>
-                <w:rFonts w:ascii="Aptos" w:hAnsi="Aptos" w:eastAsia="Aptos"/>
-                <w:b w:val="0"/>
-                <w:color w:val="263746"/>
-                <w:sz w:val="17"/>
-              </w:rPr>
-              <w:t>shortlist ריק עם coverage</w:t>
-            </w:r>
-          </w:p>
-        </w:tc>
-        <w:tc>
-          <w:tcPr>
-            <w:tcW w:type="dxa" w:w="5832"/>
-            <w:tcMar>
-              <w:top w:w="100" w:type="dxa"/>
-              <w:start w:w="120" w:type="dxa"/>
-              <w:bottom w:w="100" w:type="dxa"/>
-              <w:end w:w="120" w:type="dxa"/>
-            </w:tcMar>
-            <w:vAlign w:val="center"/>
-          </w:tcPr>
-          <w:p>
-            <w:pPr>
-              <w:bidi/>
-              <w:jc w:val="right"/>
-            </w:pPr>
-            <w:r>
-              <w:rPr>
-                <w:rFonts w:ascii="Aptos" w:hAnsi="Aptos" w:eastAsia="Aptos"/>
-                <w:b w:val="0"/>
-                <w:color w:val="263746"/>
-                <w:sz w:val="17"/>
-              </w:rPr>
-              <w:t>המערכת אינה ממציאה places.</w:t>
-            </w:r>
-          </w:p>
-        </w:tc>
-      </w:tr>
-    </w:tbl>
-    <w:p>
-      <w:pPr>
-        <w:spacing w:after="20"/>
-      </w:pPr>
-    </w:p>
-    <w:p>
-      <w:pPr>
-        <w:bidi/>
-        <w:spacing w:before="260" w:after="100"/>
-        <w:jc w:val="right"/>
-      </w:pPr>
-      <w:r>
-        <w:rPr>
-          <w:rFonts w:ascii="Aptos" w:hAnsi="Aptos" w:eastAsia="Aptos"/>
-          <w:b/>
-          <w:color w:val="17324D"/>
-          <w:sz w:val="32"/>
-        </w:rPr>
-        <w:t>הגדרת Done למפתח</w:t>
+        <w:t>בדיקות וניתוב</w:t>
       </w:r>
     </w:p>
     <w:p>
       <w:pPr>
-        <w:pStyle w:val="ListBullet"/>
-        <w:bidi/>
-        <w:spacing w:after="60"/>
-        <w:jc w:val="right"/>
+        <w:widowControl/>
+        <w:bidi w:val="1"/>
+        <w:spacing w:after="60" w:line="259" w:lineRule="auto"/>
+        <w:jc w:val="start"/>
       </w:pPr>
       <w:r>
         <w:rPr>
-          <w:rFonts w:ascii="Aptos" w:hAnsi="Aptos" w:eastAsia="Aptos"/>
-          <w:b w:val="0"/>
-          <w:color w:val="263746"/>
-          <w:sz w:val="20"/>
+          <w:rFonts w:ascii="Arial" w:hAnsi="Arial" w:cs="Arial"/>
+          <w:color w:val="000000"/>
+          <w:sz w:val="22"/>
         </w:rPr>
-        <w:t>חוזה PlaceShortlist מוסכם עם מפתח itinerary ומכיל evidence לכל רשומה.</w:t>
+        <w:t>ההנחיה היא לבחור 8 עד 12 מקומות המכסים interests ומכבדים avoid. בימי גשם יש לכלול חלופות פנים. כל place_id ו־source_call_id צריכים להפנות למקור כלי קיים. כשל coverage יכול להחזיר את הסוכן פעם אחת; כל חזרה כפופה למגבלת הסבבים והזמן הכוללת.</w:t>
       </w:r>
     </w:p>
     <w:p>
       <w:pPr>
-        <w:pStyle w:val="ListBullet"/>
-        <w:bidi/>
-        <w:spacing w:after="60"/>
-        <w:jc w:val="right"/>
+        <w:pStyle w:val="Heading1"/>
+        <w:keepNext/>
+        <w:widowControl/>
+        <w:bidi w:val="1"/>
+        <w:spacing w:after="60" w:line="259" w:lineRule="auto"/>
+        <w:jc w:val="start"/>
       </w:pPr>
       <w:r>
         <w:rPr>
-          <w:rFonts w:ascii="Aptos" w:hAnsi="Aptos" w:eastAsia="Aptos"/>
-          <w:b w:val="0"/>
-          <w:color w:val="263746"/>
-          <w:sz w:val="20"/>
+          <w:rFonts w:ascii="Arial" w:hAnsi="Arial" w:cs="Arial"/>
+          <w:color w:val="000000"/>
+          <w:sz w:val="28"/>
         </w:rPr>
-        <w:t>בדיקות כיסוי, avoid, duplicates, unknowns, lodging חסר ו־tool failure.</w:t>
+        <w:t>מגבלות ומצב אימות</w:t>
       </w:r>
     </w:p>
     <w:p>
       <w:pPr>
-        <w:pStyle w:val="ListBullet"/>
-        <w:bidi/>
-        <w:spacing w:after="60"/>
-        <w:jc w:val="right"/>
+        <w:widowControl/>
+        <w:bidi w:val="1"/>
+        <w:spacing w:after="60" w:line="259" w:lineRule="auto"/>
+        <w:jc w:val="start"/>
       </w:pPr>
       <w:r>
         <w:rPr>
-          <w:rFonts w:ascii="Aptos" w:hAnsi="Aptos" w:eastAsia="Aptos"/>
-          <w:b w:val="0"/>
-          <w:color w:val="263746"/>
-          <w:sz w:val="20"/>
+          <w:rFonts w:ascii="Arial" w:hAnsi="Arial" w:cs="Arial"/>
+          <w:color w:val="000000"/>
+          <w:sz w:val="22"/>
         </w:rPr>
-        <w:t>בדיקת רצף package→places→itinerary ו־ToolLog.</w:t>
-      </w:r>
-    </w:p>
-    <w:p>
-      <w:pPr>
-        <w:pStyle w:val="ListBullet"/>
-        <w:bidi/>
-        <w:spacing w:after="60"/>
-        <w:jc w:val="right"/>
-      </w:pPr>
-      <w:r>
-        <w:rPr>
-          <w:rFonts w:ascii="Aptos" w:hAnsi="Aptos" w:eastAsia="Aptos"/>
-          <w:b w:val="0"/>
-          <w:color w:val="263746"/>
-          <w:sz w:val="20"/>
-        </w:rPr>
-        <w:t>עדכון schema מתואם מול כל הצרכנים.</w:t>
+        <w:t>max_iter=4 ועד 60 שניות להפעלה, בכפוף לזמן שנותר. דירוגים וביקורות סינתטיים אינם נחשפים לסוכנים. אין להמציא שעות פתיחה או לייחס ודאות למידע חסר. אטרקציות ומסעדות נכללות באותו סוכן קיים. אין להציג הנחיית prompt כאילו הוכחה בבדיקת הרצה חיה.</w:t>
       </w:r>
     </w:p>
     <w:sectPr>
       <w:footerReference w:type="default" r:id="rId9"/>
-      <w:pgSz w:w="12240" w:h="15840"/>
-      <w:pgMar w:top="1037" w:right="1037" w:bottom="936" w:left="1037" w:header="720" w:footer="720" w:gutter="0"/>
+      <w:headerReference w:type="default" r:id="rId10"/>
+      <w:pgSz w:w="11906" w:h="16838"/>
+      <w:pgMar w:top="907" w:right="907" w:bottom="907" w:left="907" w:header="720" w:footer="720" w:gutter="0"/>
       <w:cols w:space="720"/>
       <w:docGrid w:linePitch="360"/>
     </w:sectPr>
@@ -4076,17 +467,18 @@
       <w:bidi/>
       <w:jc w:val="center"/>
     </w:pPr>
-    <w:r>
-      <w:rPr>
-        <w:rFonts w:ascii="Aptos" w:hAnsi="Aptos" w:eastAsia="Aptos"/>
-        <w:b w:val="0"/>
-        <w:color w:val="566575"/>
-        <w:sz w:val="16"/>
-      </w:rPr>
-      <w:t>Travel Comparison Studio  |  מפרט פיתוח לסוכן</w:t>
-    </w:r>
   </w:p>
 </w:ftr>
+</file>
+
+<file path=word/header1.xml><?xml version="1.0" encoding="utf-8"?>
+<w:hdr xmlns:m="http://schemas.openxmlformats.org/officeDocument/2006/math" xmlns:mc="http://schemas.openxmlformats.org/markup-compatibility/2006" xmlns:mo="http://schemas.microsoft.com/office/mac/office/2008/main" xmlns:mv="urn:schemas-microsoft-com:mac:vml" xmlns:o="urn:schemas-microsoft-com:office:office" xmlns:r="http://schemas.openxmlformats.org/officeDocument/2006/relationships" xmlns:v="urn:schemas-microsoft-com:vml" xmlns:w10="urn:schemas-microsoft-com:office:word" xmlns:w14="http://schemas.microsoft.com/office/word/2010/wordml" xmlns:w="http://schemas.openxmlformats.org/wordprocessingml/2006/main" xmlns:wne="http://schemas.microsoft.com/office/word/2006/wordml" xmlns:wp14="http://schemas.microsoft.com/office/word/2010/wordprocessingDrawing" xmlns:wp="http://schemas.openxmlformats.org/drawingml/2006/wordprocessingDrawing" xmlns:wpc="http://schemas.microsoft.com/office/word/2010/wordprocessingCanvas" xmlns:wpg="http://schemas.microsoft.com/office/word/2010/wordprocessingGroup" xmlns:wpi="http://schemas.microsoft.com/office/word/2010/wordprocessingInk" xmlns:wps="http://schemas.microsoft.com/office/word/2010/wordprocessingShape" mc:Ignorable="w14 wp14">
+  <w:p>
+    <w:pPr>
+      <w:pStyle w:val="Header"/>
+    </w:pPr>
+  </w:p>
+</w:hdr>
 </file>
 
 <file path=word/numbering.xml><?xml version="1.0" encoding="utf-8"?>
@@ -4453,8 +845,9 @@
     <w:qFormat/>
     <w:rsid w:val="00FC693F"/>
     <w:rPr>
-      <w:rFonts w:ascii="Aptos" w:hAnsi="Aptos" w:eastAsia="Aptos"/>
-      <w:sz w:val="20"/>
+      <w:rFonts w:ascii="Arial" w:hAnsi="Arial" w:eastAsia="Aptos"/>
+      <w:color w:val="000000"/>
+      <w:sz w:val="22"/>
     </w:rPr>
   </w:style>
   <w:style w:type="paragraph" w:styleId="Header">
@@ -4516,11 +909,11 @@
       <w:outlineLvl w:val="0"/>
     </w:pPr>
     <w:rPr>
-      <w:rFonts w:asciiTheme="majorHAnsi" w:eastAsiaTheme="majorEastAsia" w:hAnsiTheme="majorHAnsi" w:cstheme="majorBidi"/>
+      <w:rFonts w:asciiTheme="majorHAnsi" w:eastAsiaTheme="majorEastAsia" w:hAnsiTheme="majorHAnsi" w:cstheme="majorBidi" w:ascii="Arial" w:hAnsi="Arial"/>
       <w:b/>
       <w:bCs/>
-      <w:color w:val="365F91" w:themeColor="accent1" w:themeShade="BF"/>
-      <w:sz w:val="28"/>
+      <w:color w:val="000000"/>
+      <w:sz w:val="22"/>
       <w:szCs w:val="28"/>
     </w:rPr>
   </w:style>
@@ -4540,11 +933,11 @@
       <w:outlineLvl w:val="1"/>
     </w:pPr>
     <w:rPr>
-      <w:rFonts w:asciiTheme="majorHAnsi" w:eastAsiaTheme="majorEastAsia" w:hAnsiTheme="majorHAnsi" w:cstheme="majorBidi"/>
+      <w:rFonts w:asciiTheme="majorHAnsi" w:eastAsiaTheme="majorEastAsia" w:hAnsiTheme="majorHAnsi" w:cstheme="majorBidi" w:ascii="Arial" w:hAnsi="Arial"/>
       <w:b/>
       <w:bCs/>
-      <w:color w:val="4F81BD" w:themeColor="accent1"/>
-      <w:sz w:val="26"/>
+      <w:color w:val="000000"/>
+      <w:sz w:val="22"/>
       <w:szCs w:val="26"/>
     </w:rPr>
   </w:style>
@@ -4798,18 +1191,15 @@
     <w:qFormat/>
     <w:rsid w:val="00FC693F"/>
     <w:pPr>
-      <w:pBdr>
-        <w:bottom w:val="single" w:sz="8" w:space="4" w:color="4F81BD" w:themeColor="accent1"/>
-      </w:pBdr>
       <w:spacing w:after="300" w:line="240" w:lineRule="auto"/>
       <w:contextualSpacing/>
     </w:pPr>
     <w:rPr>
-      <w:rFonts w:asciiTheme="majorHAnsi" w:eastAsiaTheme="majorEastAsia" w:hAnsiTheme="majorHAnsi" w:cstheme="majorBidi"/>
-      <w:color w:val="17365D" w:themeColor="text2" w:themeShade="BF"/>
+      <w:rFonts w:asciiTheme="majorHAnsi" w:eastAsiaTheme="majorEastAsia" w:hAnsiTheme="majorHAnsi" w:cstheme="majorBidi" w:ascii="Arial" w:hAnsi="Arial"/>
+      <w:color w:val="000000"/>
       <w:spacing w:val="5"/>
       <w:kern w:val="28"/>
-      <w:sz w:val="52"/>
+      <w:sz w:val="22"/>
       <w:szCs w:val="52"/>
     </w:rPr>
   </w:style>
@@ -5285,9 +1675,6 @@
     <w:qFormat/>
     <w:rsid w:val="00FC693F"/>
     <w:pPr>
-      <w:pBdr>
-        <w:bottom w:val="single" w:sz="4" w:space="4" w:color="4F81BD" w:themeColor="accent1"/>
-      </w:pBdr>
       <w:spacing w:before="200" w:after="280"/>
       <w:ind w:left="936" w:right="936"/>
     </w:pPr>

--- a/docs/agent_specs/03_Places_Agent_HE.docx
+++ b/docs/agent_specs/03_Places_Agent_HE.docx
@@ -32,7 +32,7 @@
           <w:color w:val="000000"/>
           <w:sz w:val="22"/>
         </w:rPr>
-        <w:t>עודכן ב־27.10.2026. תפקיד פעיל ב־C בשם places. אחראי: שמואל. בודק נוסף: דניאל. ההיקף המחייב מפורט בדף הצוות.</w:t>
+        <w:t>עודכן ב־27.10.2026. תפקיד פעיל ב־C בשם places. אחראי: שמואל. ההיקף המחייב מפורט בדף הצוות.</w:t>
       </w:r>
     </w:p>
     <w:p>
